--- a/src/assets/report/relatorio_bienestar_1.docx
+++ b/src/assets/report/relatorio_bienestar_1.docx
@@ -84,7 +84,41 @@
           <w:szCs w:val="32"/>
           <w:lang w:val="pt-BR"/>
         </w:rPr>
-        <w:t>RELATÓRIO DA ANÁLISE DE BIORRESSONÂNCIA</w:t>
+        <w:t>RELATÓRIO DE AVALIAÇÃO DE PADRÕES</w:t>
+      </w:r>
+      <w:r>
+        <w:rPr>
+          <w:rFonts w:ascii="Calibri" w:eastAsia="Calibri" w:hAnsi="Calibri" w:cs="Calibri"/>
+          <w:b/>
+          <w:bCs/>
+          <w:sz w:val="32"/>
+          <w:szCs w:val="32"/>
+          <w:lang w:val="pt-BR"/>
+        </w:rPr>
+        <w:br/>
+        <w:t xml:space="preserve"> </w:t>
+      </w:r>
+      <w:r>
+        <w:rPr>
+          <w:rFonts w:ascii="Calibri" w:eastAsia="Calibri" w:hAnsi="Calibri" w:cs="Calibri"/>
+          <w:b/>
+          <w:bCs/>
+          <w:sz w:val="32"/>
+          <w:szCs w:val="32"/>
+          <w:lang w:val="pt-BR"/>
+        </w:rPr>
+        <w:t xml:space="preserve"> </w:t>
+      </w:r>
+      <w:r>
+        <w:rPr>
+          <w:rFonts w:ascii="Calibri" w:eastAsia="Calibri" w:hAnsi="Calibri" w:cs="Calibri"/>
+          <w:b/>
+          <w:bCs/>
+          <w:sz w:val="32"/>
+          <w:szCs w:val="32"/>
+          <w:lang w:val="pt-BR"/>
+        </w:rPr>
+        <w:t>ENERGÉTICOS E FUNCIONAIS</w:t>
       </w:r>
     </w:p>
     <w:p>
@@ -176,23 +210,7 @@
           <w:rFonts w:asciiTheme="majorHAnsi" w:eastAsia="Calibri" w:hAnsiTheme="majorHAnsi" w:cstheme="majorHAnsi"/>
           <w:lang w:val="pt-BR"/>
         </w:rPr>
-        <w:t xml:space="preserve">, mas auxilia na identificação de tendências de sobrecarga ou equilíbrio </w:t>
-      </w:r>
-      <w:proofErr w:type="gramStart"/>
-      <w:r>
-        <w:rPr>
-          <w:rFonts w:asciiTheme="majorHAnsi" w:eastAsia="Calibri" w:hAnsiTheme="majorHAnsi" w:cstheme="majorHAnsi"/>
-          <w:lang w:val="pt-BR"/>
-        </w:rPr>
-        <w:t>no seus sistemas</w:t>
-      </w:r>
-      <w:proofErr w:type="gramEnd"/>
-      <w:r>
-        <w:rPr>
-          <w:rFonts w:asciiTheme="majorHAnsi" w:eastAsia="Calibri" w:hAnsiTheme="majorHAnsi" w:cstheme="majorHAnsi"/>
-          <w:lang w:val="pt-BR"/>
-        </w:rPr>
-        <w:t>.</w:t>
+        <w:t>, mas auxilia na identificação de tendências de sobrecarga ou equilíbrio no seus sistemas.</w:t>
       </w:r>
     </w:p>
     <w:p>
@@ -283,7 +301,7 @@
           <w:rFonts w:asciiTheme="majorHAnsi" w:eastAsia="Calibri" w:hAnsiTheme="majorHAnsi" w:cstheme="majorHAnsi"/>
           <w:lang w:val="pt-BR"/>
         </w:rPr>
-        <w:t xml:space="preserve"> - identifica a presença de metais pesados, solventes, agrotóxicos, </w:t>
+        <w:t xml:space="preserve"> - identifica a presença no organismo de metais pesados, solventes, agrotóxicos, </w:t>
       </w:r>
       <w:proofErr w:type="spellStart"/>
       <w:r>
@@ -299,7 +317,7 @@
           <w:rFonts w:asciiTheme="majorHAnsi" w:eastAsia="Calibri" w:hAnsiTheme="majorHAnsi" w:cstheme="majorHAnsi"/>
           <w:lang w:val="pt-BR"/>
         </w:rPr>
-        <w:t>, radiação, além de toxinas ambientais, alimentares, intestinais, nervosas e farmacológicas no organismo. Tais substâncias contribuem para o aumento do estresse oxidativo, desestabilização metabólica e redução da eficiência imunológica, bem como alteram o pH dos tecidos e favorecem a disbiose, facilitando a proliferação de microrganismos oportunistas.</w:t>
+        <w:t>, radiação, além de toxinas ambientais, alimentares, intestinais, nervosas e farmacológicas. Tais substâncias contribuem para o aumento do estresse oxidativo, desestabilização metabólica e redução da eficiência imunológica, bem como alteram o pH dos tecidos e favorecem a disbiose, facilitando a proliferação de microrganismos oportunistas.</w:t>
       </w:r>
     </w:p>
     <w:p>
@@ -486,55 +504,43 @@
         <w:t>, os resultados da análise seguem as indicações a seguir:</w:t>
       </w:r>
     </w:p>
-    <w:p>
-      <w:pPr>
-        <w:rPr>
-          <w:rFonts w:asciiTheme="majorHAnsi" w:eastAsia="Calibri" w:hAnsiTheme="majorHAnsi" w:cstheme="majorHAnsi"/>
-          <w:lang w:val="pt-BR"/>
-        </w:rPr>
-      </w:pPr>
-    </w:p>
-    <w:p>
-      <w:pPr>
-        <w:rPr>
-          <w:rFonts w:asciiTheme="majorHAnsi" w:eastAsia="Calibri" w:hAnsiTheme="majorHAnsi" w:cstheme="majorHAnsi"/>
-          <w:b/>
-          <w:bCs/>
-          <w:lang w:val="pt-BR"/>
-        </w:rPr>
-      </w:pPr>
-    </w:p>
     <w:tbl>
       <w:tblPr>
-        <w:tblW w:w="0" w:type="auto"/>
+        <w:tblW w:w="10785" w:type="dxa"/>
         <w:tblBorders>
-          <w:top w:val="single" w:sz="4" w:space="0" w:color="auto"/>
-          <w:left w:val="single" w:sz="4" w:space="0" w:color="auto"/>
-          <w:bottom w:val="single" w:sz="4" w:space="0" w:color="auto"/>
-          <w:right w:val="single" w:sz="4" w:space="0" w:color="auto"/>
-          <w:insideH w:val="single" w:sz="4" w:space="0" w:color="auto"/>
-          <w:insideV w:val="single" w:sz="4" w:space="0" w:color="auto"/>
+          <w:top w:val="single" w:sz="4" w:space="0" w:color="000000"/>
+          <w:left w:val="single" w:sz="4" w:space="0" w:color="000000"/>
+          <w:bottom w:val="single" w:sz="4" w:space="0" w:color="000000"/>
+          <w:right w:val="single" w:sz="4" w:space="0" w:color="000000"/>
+          <w:insideH w:val="single" w:sz="4" w:space="0" w:color="000000"/>
+          <w:insideV w:val="single" w:sz="4" w:space="0" w:color="000000"/>
         </w:tblBorders>
+        <w:tblLayout w:type="fixed"/>
         <w:tblCellMar>
-          <w:top w:w="15" w:type="dxa"/>
-          <w:left w:w="15" w:type="dxa"/>
-          <w:bottom w:w="15" w:type="dxa"/>
-          <w:right w:w="15" w:type="dxa"/>
+          <w:left w:w="0" w:type="dxa"/>
+          <w:right w:w="0" w:type="dxa"/>
         </w:tblCellMar>
-        <w:tblLook w:val="04A0" w:firstRow="1" w:lastRow="0" w:firstColumn="1" w:lastColumn="0" w:noHBand="0" w:noVBand="1"/>
+        <w:tblLook w:val="0400" w:firstRow="0" w:lastRow="0" w:firstColumn="0" w:lastColumn="0" w:noHBand="0" w:noVBand="1"/>
       </w:tblPr>
       <w:tblGrid>
-        <w:gridCol w:w="2299"/>
-        <w:gridCol w:w="1524"/>
-        <w:gridCol w:w="6967"/>
+        <w:gridCol w:w="2298"/>
+        <w:gridCol w:w="1523"/>
+        <w:gridCol w:w="6964"/>
       </w:tblGrid>
       <w:tr>
         <w:trPr>
           <w:trHeight w:val="300"/>
+          <w:tblHeader/>
         </w:trPr>
         <w:tc>
           <w:tcPr>
-            <w:tcW w:w="0" w:type="auto"/>
+            <w:tcW w:w="2299" w:type="dxa"/>
+            <w:tcBorders>
+              <w:top w:val="single" w:sz="4" w:space="0" w:color="000000"/>
+              <w:left w:val="single" w:sz="4" w:space="0" w:color="000000"/>
+              <w:bottom w:val="single" w:sz="4" w:space="0" w:color="000000"/>
+              <w:right w:val="single" w:sz="4" w:space="0" w:color="000000"/>
+            </w:tcBorders>
             <w:shd w:val="clear" w:color="auto" w:fill="D9D9D9"/>
             <w:tcMar>
               <w:top w:w="0" w:type="dxa"/>
@@ -548,22 +554,32 @@
             <w:pPr>
               <w:rPr>
                 <w:rFonts w:asciiTheme="majorHAnsi" w:eastAsia="Calibri" w:hAnsiTheme="majorHAnsi" w:cstheme="majorHAnsi"/>
-                <w:lang w:val="pt-BR"/>
+                <w:b/>
+                <w:bCs/>
               </w:rPr>
             </w:pPr>
+            <w:proofErr w:type="spellStart"/>
             <w:r>
               <w:rPr>
                 <w:rFonts w:asciiTheme="majorHAnsi" w:eastAsia="Calibri" w:hAnsiTheme="majorHAnsi" w:cstheme="majorHAnsi"/>
-                <w:lang w:val="pt-BR"/>
+                <w:b/>
+                <w:bCs/>
               </w:rPr>
               <w:lastRenderedPageBreak/>
               <w:t>Aspectos</w:t>
             </w:r>
+            <w:proofErr w:type="spellEnd"/>
           </w:p>
         </w:tc>
         <w:tc>
           <w:tcPr>
             <w:tcW w:w="1524" w:type="dxa"/>
+            <w:tcBorders>
+              <w:top w:val="single" w:sz="4" w:space="0" w:color="000000"/>
+              <w:left w:val="single" w:sz="4" w:space="0" w:color="000000"/>
+              <w:bottom w:val="single" w:sz="4" w:space="0" w:color="000000"/>
+              <w:right w:val="single" w:sz="4" w:space="0" w:color="000000"/>
+            </w:tcBorders>
             <w:shd w:val="clear" w:color="auto" w:fill="D9D9D9"/>
             <w:tcMar>
               <w:top w:w="0" w:type="dxa"/>
@@ -577,13 +593,15 @@
             <w:pPr>
               <w:rPr>
                 <w:rFonts w:asciiTheme="majorHAnsi" w:eastAsia="Calibri" w:hAnsiTheme="majorHAnsi" w:cstheme="majorHAnsi"/>
-                <w:lang w:val="pt-BR"/>
+                <w:b/>
+                <w:bCs/>
               </w:rPr>
             </w:pPr>
             <w:r>
               <w:rPr>
                 <w:rFonts w:asciiTheme="majorHAnsi" w:eastAsia="Calibri" w:hAnsiTheme="majorHAnsi" w:cstheme="majorHAnsi"/>
-                <w:lang w:val="pt-BR"/>
+                <w:b/>
+                <w:bCs/>
               </w:rPr>
               <w:t>D</w:t>
             </w:r>
@@ -592,6 +610,12 @@
         <w:tc>
           <w:tcPr>
             <w:tcW w:w="6967" w:type="dxa"/>
+            <w:tcBorders>
+              <w:top w:val="single" w:sz="4" w:space="0" w:color="000000"/>
+              <w:left w:val="single" w:sz="4" w:space="0" w:color="000000"/>
+              <w:bottom w:val="single" w:sz="4" w:space="0" w:color="000000"/>
+              <w:right w:val="single" w:sz="4" w:space="0" w:color="000000"/>
+            </w:tcBorders>
             <w:shd w:val="clear" w:color="auto" w:fill="D9D9D9"/>
             <w:tcMar>
               <w:top w:w="0" w:type="dxa"/>
@@ -605,16 +629,20 @@
             <w:pPr>
               <w:rPr>
                 <w:rFonts w:asciiTheme="majorHAnsi" w:eastAsia="Calibri" w:hAnsiTheme="majorHAnsi" w:cstheme="majorHAnsi"/>
-                <w:lang w:val="pt-BR"/>
+                <w:b/>
+                <w:bCs/>
               </w:rPr>
             </w:pPr>
+            <w:proofErr w:type="spellStart"/>
             <w:r>
               <w:rPr>
                 <w:rFonts w:asciiTheme="majorHAnsi" w:eastAsia="Calibri" w:hAnsiTheme="majorHAnsi" w:cstheme="majorHAnsi"/>
-                <w:lang w:val="pt-BR"/>
+                <w:b/>
+                <w:bCs/>
               </w:rPr>
               <w:t>Interpretação</w:t>
             </w:r>
+            <w:proofErr w:type="spellEnd"/>
           </w:p>
         </w:tc>
       </w:tr>
@@ -624,8 +652,14 @@
         </w:trPr>
         <w:tc>
           <w:tcPr>
-            <w:tcW w:w="0" w:type="auto"/>
+            <w:tcW w:w="2299" w:type="dxa"/>
             <w:vMerge w:val="restart"/>
+            <w:tcBorders>
+              <w:top w:val="single" w:sz="4" w:space="0" w:color="000000"/>
+              <w:left w:val="single" w:sz="4" w:space="0" w:color="000000"/>
+              <w:bottom w:val="single" w:sz="4" w:space="0" w:color="000000"/>
+              <w:right w:val="single" w:sz="4" w:space="0" w:color="000000"/>
+            </w:tcBorders>
             <w:tcMar>
               <w:top w:w="0" w:type="dxa"/>
               <w:left w:w="100" w:type="dxa"/>
@@ -638,21 +672,27 @@
             <w:pPr>
               <w:rPr>
                 <w:rFonts w:asciiTheme="majorHAnsi" w:eastAsia="Calibri" w:hAnsiTheme="majorHAnsi" w:cstheme="majorHAnsi"/>
-                <w:lang w:val="pt-BR"/>
               </w:rPr>
             </w:pPr>
+            <w:proofErr w:type="spellStart"/>
             <w:r>
               <w:rPr>
                 <w:rFonts w:asciiTheme="majorHAnsi" w:eastAsia="Calibri" w:hAnsiTheme="majorHAnsi" w:cstheme="majorHAnsi"/>
-                <w:lang w:val="pt-BR"/>
               </w:rPr>
               <w:t>Microrganismos</w:t>
             </w:r>
+            <w:proofErr w:type="spellEnd"/>
           </w:p>
         </w:tc>
         <w:tc>
           <w:tcPr>
             <w:tcW w:w="1524" w:type="dxa"/>
+            <w:tcBorders>
+              <w:top w:val="single" w:sz="4" w:space="0" w:color="000000"/>
+              <w:left w:val="single" w:sz="4" w:space="0" w:color="000000"/>
+              <w:bottom w:val="single" w:sz="4" w:space="0" w:color="000000"/>
+              <w:right w:val="single" w:sz="4" w:space="0" w:color="000000"/>
+            </w:tcBorders>
             <w:tcMar>
               <w:top w:w="0" w:type="dxa"/>
               <w:left w:w="100" w:type="dxa"/>
@@ -665,13 +705,11 @@
             <w:pPr>
               <w:rPr>
                 <w:rFonts w:asciiTheme="majorHAnsi" w:eastAsia="Calibri" w:hAnsiTheme="majorHAnsi" w:cstheme="majorHAnsi"/>
-                <w:lang w:val="pt-BR"/>
               </w:rPr>
             </w:pPr>
             <w:r>
               <w:rPr>
                 <w:rFonts w:asciiTheme="majorHAnsi" w:eastAsia="Calibri" w:hAnsiTheme="majorHAnsi" w:cstheme="majorHAnsi"/>
-                <w:lang w:val="pt-BR"/>
               </w:rPr>
               <w:t>0 – 0,300</w:t>
             </w:r>
@@ -680,6 +718,12 @@
         <w:tc>
           <w:tcPr>
             <w:tcW w:w="6967" w:type="dxa"/>
+            <w:tcBorders>
+              <w:top w:val="single" w:sz="4" w:space="0" w:color="000000"/>
+              <w:left w:val="single" w:sz="4" w:space="0" w:color="000000"/>
+              <w:bottom w:val="single" w:sz="4" w:space="0" w:color="000000"/>
+              <w:right w:val="single" w:sz="4" w:space="0" w:color="000000"/>
+            </w:tcBorders>
             <w:tcMar>
               <w:top w:w="0" w:type="dxa"/>
               <w:left w:w="100" w:type="dxa"/>
@@ -692,15 +736,49 @@
             <w:pPr>
               <w:rPr>
                 <w:rFonts w:asciiTheme="majorHAnsi" w:eastAsia="Calibri" w:hAnsiTheme="majorHAnsi" w:cstheme="majorHAnsi"/>
-                <w:lang w:val="pt-BR"/>
               </w:rPr>
             </w:pPr>
+            <w:proofErr w:type="spellStart"/>
             <w:r>
               <w:rPr>
                 <w:rFonts w:asciiTheme="majorHAnsi" w:eastAsia="Calibri" w:hAnsiTheme="majorHAnsi" w:cstheme="majorHAnsi"/>
-                <w:lang w:val="pt-BR"/>
-              </w:rPr>
-              <w:t>Provável presença ativa do microrganismo.</w:t>
+              </w:rPr>
+              <w:t>Provável</w:t>
+            </w:r>
+            <w:proofErr w:type="spellEnd"/>
+            <w:r>
+              <w:rPr>
+                <w:rFonts w:asciiTheme="majorHAnsi" w:eastAsia="Calibri" w:hAnsiTheme="majorHAnsi" w:cstheme="majorHAnsi"/>
+              </w:rPr>
+              <w:t xml:space="preserve"> </w:t>
+            </w:r>
+            <w:proofErr w:type="spellStart"/>
+            <w:r>
+              <w:rPr>
+                <w:rFonts w:asciiTheme="majorHAnsi" w:eastAsia="Calibri" w:hAnsiTheme="majorHAnsi" w:cstheme="majorHAnsi"/>
+              </w:rPr>
+              <w:t>presença</w:t>
+            </w:r>
+            <w:proofErr w:type="spellEnd"/>
+            <w:r>
+              <w:rPr>
+                <w:rFonts w:asciiTheme="majorHAnsi" w:eastAsia="Calibri" w:hAnsiTheme="majorHAnsi" w:cstheme="majorHAnsi"/>
+              </w:rPr>
+              <w:t xml:space="preserve"> </w:t>
+            </w:r>
+            <w:proofErr w:type="spellStart"/>
+            <w:r>
+              <w:rPr>
+                <w:rFonts w:asciiTheme="majorHAnsi" w:eastAsia="Calibri" w:hAnsiTheme="majorHAnsi" w:cstheme="majorHAnsi"/>
+              </w:rPr>
+              <w:t>ativa</w:t>
+            </w:r>
+            <w:proofErr w:type="spellEnd"/>
+            <w:r>
+              <w:rPr>
+                <w:rFonts w:asciiTheme="majorHAnsi" w:eastAsia="Calibri" w:hAnsiTheme="majorHAnsi" w:cstheme="majorHAnsi"/>
+              </w:rPr>
+              <w:t>.</w:t>
             </w:r>
           </w:p>
         </w:tc>
@@ -711,8 +789,14 @@
         </w:trPr>
         <w:tc>
           <w:tcPr>
-            <w:tcW w:w="0" w:type="auto"/>
+            <w:tcW w:w="2299" w:type="dxa"/>
             <w:vMerge/>
+            <w:tcBorders>
+              <w:top w:val="single" w:sz="4" w:space="0" w:color="000000"/>
+              <w:left w:val="single" w:sz="4" w:space="0" w:color="000000"/>
+              <w:bottom w:val="single" w:sz="4" w:space="0" w:color="000000"/>
+              <w:right w:val="single" w:sz="4" w:space="0" w:color="000000"/>
+            </w:tcBorders>
             <w:vAlign w:val="center"/>
             <w:hideMark/>
           </w:tcPr>
@@ -720,7 +804,6 @@
             <w:pPr>
               <w:rPr>
                 <w:rFonts w:asciiTheme="majorHAnsi" w:eastAsia="Calibri" w:hAnsiTheme="majorHAnsi" w:cstheme="majorHAnsi"/>
-                <w:lang w:val="pt-BR"/>
               </w:rPr>
             </w:pPr>
           </w:p>
@@ -728,6 +811,12 @@
         <w:tc>
           <w:tcPr>
             <w:tcW w:w="1524" w:type="dxa"/>
+            <w:tcBorders>
+              <w:top w:val="single" w:sz="4" w:space="0" w:color="000000"/>
+              <w:left w:val="single" w:sz="4" w:space="0" w:color="000000"/>
+              <w:bottom w:val="single" w:sz="4" w:space="0" w:color="000000"/>
+              <w:right w:val="single" w:sz="4" w:space="0" w:color="000000"/>
+            </w:tcBorders>
             <w:tcMar>
               <w:top w:w="0" w:type="dxa"/>
               <w:left w:w="100" w:type="dxa"/>
@@ -740,13 +829,11 @@
             <w:pPr>
               <w:rPr>
                 <w:rFonts w:asciiTheme="majorHAnsi" w:eastAsia="Calibri" w:hAnsiTheme="majorHAnsi" w:cstheme="majorHAnsi"/>
-                <w:lang w:val="pt-BR"/>
               </w:rPr>
             </w:pPr>
             <w:r>
               <w:rPr>
                 <w:rFonts w:asciiTheme="majorHAnsi" w:eastAsia="Calibri" w:hAnsiTheme="majorHAnsi" w:cstheme="majorHAnsi"/>
-                <w:lang w:val="pt-BR"/>
               </w:rPr>
               <w:t>0,310 – 0,710</w:t>
             </w:r>
@@ -755,6 +842,12 @@
         <w:tc>
           <w:tcPr>
             <w:tcW w:w="6967" w:type="dxa"/>
+            <w:tcBorders>
+              <w:top w:val="single" w:sz="4" w:space="0" w:color="000000"/>
+              <w:left w:val="single" w:sz="4" w:space="0" w:color="000000"/>
+              <w:bottom w:val="single" w:sz="4" w:space="0" w:color="000000"/>
+              <w:right w:val="single" w:sz="4" w:space="0" w:color="000000"/>
+            </w:tcBorders>
             <w:tcMar>
               <w:top w:w="0" w:type="dxa"/>
               <w:left w:w="100" w:type="dxa"/>
@@ -775,7 +868,7 @@
                 <w:rFonts w:asciiTheme="majorHAnsi" w:eastAsia="Calibri" w:hAnsiTheme="majorHAnsi" w:cstheme="majorHAnsi"/>
                 <w:lang w:val="pt-BR"/>
               </w:rPr>
-              <w:t>Possível presença, podendo estar inativo ou em baixa atividade.</w:t>
+              <w:t xml:space="preserve">Provável presença, podendo estar em baixa atividade ou inativo. </w:t>
             </w:r>
           </w:p>
         </w:tc>
@@ -786,8 +879,14 @@
         </w:trPr>
         <w:tc>
           <w:tcPr>
-            <w:tcW w:w="0" w:type="auto"/>
+            <w:tcW w:w="2299" w:type="dxa"/>
             <w:vMerge/>
+            <w:tcBorders>
+              <w:top w:val="single" w:sz="4" w:space="0" w:color="000000"/>
+              <w:left w:val="single" w:sz="4" w:space="0" w:color="000000"/>
+              <w:bottom w:val="single" w:sz="4" w:space="0" w:color="000000"/>
+              <w:right w:val="single" w:sz="4" w:space="0" w:color="000000"/>
+            </w:tcBorders>
             <w:vAlign w:val="center"/>
             <w:hideMark/>
           </w:tcPr>
@@ -803,6 +902,12 @@
         <w:tc>
           <w:tcPr>
             <w:tcW w:w="1524" w:type="dxa"/>
+            <w:tcBorders>
+              <w:top w:val="single" w:sz="4" w:space="0" w:color="000000"/>
+              <w:left w:val="single" w:sz="4" w:space="0" w:color="000000"/>
+              <w:bottom w:val="single" w:sz="4" w:space="0" w:color="000000"/>
+              <w:right w:val="single" w:sz="4" w:space="0" w:color="000000"/>
+            </w:tcBorders>
             <w:tcMar>
               <w:top w:w="0" w:type="dxa"/>
               <w:left w:w="100" w:type="dxa"/>
@@ -815,13 +920,11 @@
             <w:pPr>
               <w:rPr>
                 <w:rFonts w:asciiTheme="majorHAnsi" w:eastAsia="Calibri" w:hAnsiTheme="majorHAnsi" w:cstheme="majorHAnsi"/>
-                <w:lang w:val="pt-BR"/>
               </w:rPr>
             </w:pPr>
             <w:r>
               <w:rPr>
                 <w:rFonts w:asciiTheme="majorHAnsi" w:eastAsia="Calibri" w:hAnsiTheme="majorHAnsi" w:cstheme="majorHAnsi"/>
-                <w:lang w:val="pt-BR"/>
               </w:rPr>
               <w:t>&gt; 0,710</w:t>
             </w:r>
@@ -830,6 +933,12 @@
         <w:tc>
           <w:tcPr>
             <w:tcW w:w="6967" w:type="dxa"/>
+            <w:tcBorders>
+              <w:top w:val="single" w:sz="4" w:space="0" w:color="000000"/>
+              <w:left w:val="single" w:sz="4" w:space="0" w:color="000000"/>
+              <w:bottom w:val="single" w:sz="4" w:space="0" w:color="000000"/>
+              <w:right w:val="single" w:sz="4" w:space="0" w:color="000000"/>
+            </w:tcBorders>
             <w:tcMar>
               <w:top w:w="0" w:type="dxa"/>
               <w:left w:w="100" w:type="dxa"/>
@@ -850,7 +959,7 @@
                 <w:rFonts w:asciiTheme="majorHAnsi" w:eastAsia="Calibri" w:hAnsiTheme="majorHAnsi" w:cstheme="majorHAnsi"/>
                 <w:lang w:val="pt-BR"/>
               </w:rPr>
-              <w:t>Compatibilidade fraca, indicando memória energética ou irrelevante.</w:t>
+              <w:t>Provável presença, mas pouco relevante ou apenas memória energética.</w:t>
             </w:r>
           </w:p>
         </w:tc>
@@ -861,9 +970,15 @@
         </w:trPr>
         <w:tc>
           <w:tcPr>
-            <w:tcW w:w="0" w:type="auto"/>
+            <w:tcW w:w="2299" w:type="dxa"/>
             <w:vMerge w:val="restart"/>
-            <w:shd w:val="clear" w:color="auto" w:fill="D9D9D9"/>
+            <w:tcBorders>
+              <w:top w:val="single" w:sz="4" w:space="0" w:color="000000"/>
+              <w:left w:val="single" w:sz="4" w:space="0" w:color="000000"/>
+              <w:bottom w:val="single" w:sz="4" w:space="0" w:color="000000"/>
+              <w:right w:val="single" w:sz="4" w:space="0" w:color="000000"/>
+            </w:tcBorders>
+            <w:shd w:val="clear" w:color="auto" w:fill="F2F2F2" w:themeFill="background1" w:themeFillShade="F2"/>
             <w:tcMar>
               <w:top w:w="0" w:type="dxa"/>
               <w:left w:w="100" w:type="dxa"/>
@@ -876,22 +991,28 @@
             <w:pPr>
               <w:rPr>
                 <w:rFonts w:asciiTheme="majorHAnsi" w:eastAsia="Calibri" w:hAnsiTheme="majorHAnsi" w:cstheme="majorHAnsi"/>
-                <w:lang w:val="pt-BR"/>
               </w:rPr>
             </w:pPr>
+            <w:proofErr w:type="spellStart"/>
             <w:r>
               <w:rPr>
                 <w:rFonts w:asciiTheme="majorHAnsi" w:eastAsia="Calibri" w:hAnsiTheme="majorHAnsi" w:cstheme="majorHAnsi"/>
-                <w:lang w:val="pt-BR"/>
               </w:rPr>
               <w:t>Toxinas</w:t>
             </w:r>
+            <w:proofErr w:type="spellEnd"/>
           </w:p>
         </w:tc>
         <w:tc>
           <w:tcPr>
             <w:tcW w:w="1524" w:type="dxa"/>
-            <w:shd w:val="clear" w:color="auto" w:fill="D9D9D9"/>
+            <w:tcBorders>
+              <w:top w:val="single" w:sz="4" w:space="0" w:color="000000"/>
+              <w:left w:val="single" w:sz="4" w:space="0" w:color="000000"/>
+              <w:bottom w:val="single" w:sz="4" w:space="0" w:color="000000"/>
+              <w:right w:val="single" w:sz="4" w:space="0" w:color="000000"/>
+            </w:tcBorders>
+            <w:shd w:val="clear" w:color="auto" w:fill="F2F2F2" w:themeFill="background1" w:themeFillShade="F2"/>
             <w:tcMar>
               <w:top w:w="0" w:type="dxa"/>
               <w:left w:w="100" w:type="dxa"/>
@@ -904,13 +1025,11 @@
             <w:pPr>
               <w:rPr>
                 <w:rFonts w:asciiTheme="majorHAnsi" w:eastAsia="Calibri" w:hAnsiTheme="majorHAnsi" w:cstheme="majorHAnsi"/>
-                <w:lang w:val="pt-BR"/>
               </w:rPr>
             </w:pPr>
             <w:r>
               <w:rPr>
                 <w:rFonts w:asciiTheme="majorHAnsi" w:eastAsia="Calibri" w:hAnsiTheme="majorHAnsi" w:cstheme="majorHAnsi"/>
-                <w:lang w:val="pt-BR"/>
               </w:rPr>
               <w:t>0 – 0,300</w:t>
             </w:r>
@@ -919,7 +1038,13 @@
         <w:tc>
           <w:tcPr>
             <w:tcW w:w="6967" w:type="dxa"/>
-            <w:shd w:val="clear" w:color="auto" w:fill="D9D9D9"/>
+            <w:tcBorders>
+              <w:top w:val="single" w:sz="4" w:space="0" w:color="000000"/>
+              <w:left w:val="single" w:sz="4" w:space="0" w:color="000000"/>
+              <w:bottom w:val="single" w:sz="4" w:space="0" w:color="000000"/>
+              <w:right w:val="single" w:sz="4" w:space="0" w:color="000000"/>
+            </w:tcBorders>
+            <w:shd w:val="clear" w:color="auto" w:fill="F2F2F2" w:themeFill="background1" w:themeFillShade="F2"/>
             <w:tcMar>
               <w:top w:w="0" w:type="dxa"/>
               <w:left w:w="100" w:type="dxa"/>
@@ -940,7 +1065,7 @@
                 <w:rFonts w:asciiTheme="majorHAnsi" w:eastAsia="Calibri" w:hAnsiTheme="majorHAnsi" w:cstheme="majorHAnsi"/>
                 <w:lang w:val="pt-BR"/>
               </w:rPr>
-              <w:t>Alta ressonância – forte impacto no organismo. Indica sobrecarga tóxica ou intoxicação ativa.</w:t>
+              <w:t>Sinais de sobrecarga tóxica ou intoxicação ativa.</w:t>
             </w:r>
           </w:p>
         </w:tc>
@@ -951,8 +1076,14 @@
         </w:trPr>
         <w:tc>
           <w:tcPr>
-            <w:tcW w:w="0" w:type="auto"/>
+            <w:tcW w:w="2299" w:type="dxa"/>
             <w:vMerge/>
+            <w:tcBorders>
+              <w:top w:val="single" w:sz="4" w:space="0" w:color="000000"/>
+              <w:left w:val="single" w:sz="4" w:space="0" w:color="000000"/>
+              <w:bottom w:val="single" w:sz="4" w:space="0" w:color="000000"/>
+              <w:right w:val="single" w:sz="4" w:space="0" w:color="000000"/>
+            </w:tcBorders>
             <w:vAlign w:val="center"/>
             <w:hideMark/>
           </w:tcPr>
@@ -968,7 +1099,13 @@
         <w:tc>
           <w:tcPr>
             <w:tcW w:w="1524" w:type="dxa"/>
-            <w:shd w:val="clear" w:color="auto" w:fill="D9D9D9"/>
+            <w:tcBorders>
+              <w:top w:val="single" w:sz="4" w:space="0" w:color="000000"/>
+              <w:left w:val="single" w:sz="4" w:space="0" w:color="000000"/>
+              <w:bottom w:val="single" w:sz="4" w:space="0" w:color="000000"/>
+              <w:right w:val="single" w:sz="4" w:space="0" w:color="000000"/>
+            </w:tcBorders>
+            <w:shd w:val="clear" w:color="auto" w:fill="F2F2F2" w:themeFill="background1" w:themeFillShade="F2"/>
             <w:tcMar>
               <w:top w:w="0" w:type="dxa"/>
               <w:left w:w="100" w:type="dxa"/>
@@ -981,13 +1118,11 @@
             <w:pPr>
               <w:rPr>
                 <w:rFonts w:asciiTheme="majorHAnsi" w:eastAsia="Calibri" w:hAnsiTheme="majorHAnsi" w:cstheme="majorHAnsi"/>
-                <w:lang w:val="pt-BR"/>
               </w:rPr>
             </w:pPr>
             <w:r>
               <w:rPr>
                 <w:rFonts w:asciiTheme="majorHAnsi" w:eastAsia="Calibri" w:hAnsiTheme="majorHAnsi" w:cstheme="majorHAnsi"/>
-                <w:lang w:val="pt-BR"/>
               </w:rPr>
               <w:t>0,300 – 0,700</w:t>
             </w:r>
@@ -996,7 +1131,13 @@
         <w:tc>
           <w:tcPr>
             <w:tcW w:w="6967" w:type="dxa"/>
-            <w:shd w:val="clear" w:color="auto" w:fill="D9D9D9"/>
+            <w:tcBorders>
+              <w:top w:val="single" w:sz="4" w:space="0" w:color="000000"/>
+              <w:left w:val="single" w:sz="4" w:space="0" w:color="000000"/>
+              <w:bottom w:val="single" w:sz="4" w:space="0" w:color="000000"/>
+              <w:right w:val="single" w:sz="4" w:space="0" w:color="000000"/>
+            </w:tcBorders>
+            <w:shd w:val="clear" w:color="auto" w:fill="F2F2F2" w:themeFill="background1" w:themeFillShade="F2"/>
             <w:tcMar>
               <w:top w:w="0" w:type="dxa"/>
               <w:left w:w="100" w:type="dxa"/>
@@ -1009,15 +1150,49 @@
             <w:pPr>
               <w:rPr>
                 <w:rFonts w:asciiTheme="majorHAnsi" w:eastAsia="Calibri" w:hAnsiTheme="majorHAnsi" w:cstheme="majorHAnsi"/>
-                <w:lang w:val="pt-BR"/>
               </w:rPr>
             </w:pPr>
+            <w:proofErr w:type="spellStart"/>
             <w:r>
               <w:rPr>
                 <w:rFonts w:asciiTheme="majorHAnsi" w:eastAsia="Calibri" w:hAnsiTheme="majorHAnsi" w:cstheme="majorHAnsi"/>
-                <w:lang w:val="pt-BR"/>
-              </w:rPr>
-              <w:t>Ressonância moderada – há sinais de influência ativa no campo biológico. </w:t>
+              </w:rPr>
+              <w:t>Sinais</w:t>
+            </w:r>
+            <w:proofErr w:type="spellEnd"/>
+            <w:r>
+              <w:rPr>
+                <w:rFonts w:asciiTheme="majorHAnsi" w:eastAsia="Calibri" w:hAnsiTheme="majorHAnsi" w:cstheme="majorHAnsi"/>
+              </w:rPr>
+              <w:t xml:space="preserve"> de </w:t>
+            </w:r>
+            <w:proofErr w:type="spellStart"/>
+            <w:r>
+              <w:rPr>
+                <w:rFonts w:asciiTheme="majorHAnsi" w:eastAsia="Calibri" w:hAnsiTheme="majorHAnsi" w:cstheme="majorHAnsi"/>
+              </w:rPr>
+              <w:t>influência</w:t>
+            </w:r>
+            <w:proofErr w:type="spellEnd"/>
+            <w:r>
+              <w:rPr>
+                <w:rFonts w:asciiTheme="majorHAnsi" w:eastAsia="Calibri" w:hAnsiTheme="majorHAnsi" w:cstheme="majorHAnsi"/>
+              </w:rPr>
+              <w:t xml:space="preserve"> </w:t>
+            </w:r>
+            <w:proofErr w:type="spellStart"/>
+            <w:r>
+              <w:rPr>
+                <w:rFonts w:asciiTheme="majorHAnsi" w:eastAsia="Calibri" w:hAnsiTheme="majorHAnsi" w:cstheme="majorHAnsi"/>
+              </w:rPr>
+              <w:t>ativa</w:t>
+            </w:r>
+            <w:proofErr w:type="spellEnd"/>
+            <w:r>
+              <w:rPr>
+                <w:rFonts w:asciiTheme="majorHAnsi" w:eastAsia="Calibri" w:hAnsiTheme="majorHAnsi" w:cstheme="majorHAnsi"/>
+              </w:rPr>
+              <w:t>.</w:t>
             </w:r>
           </w:p>
         </w:tc>
@@ -1028,8 +1203,14 @@
         </w:trPr>
         <w:tc>
           <w:tcPr>
-            <w:tcW w:w="0" w:type="auto"/>
+            <w:tcW w:w="2299" w:type="dxa"/>
             <w:vMerge/>
+            <w:tcBorders>
+              <w:top w:val="single" w:sz="4" w:space="0" w:color="000000"/>
+              <w:left w:val="single" w:sz="4" w:space="0" w:color="000000"/>
+              <w:bottom w:val="single" w:sz="4" w:space="0" w:color="000000"/>
+              <w:right w:val="single" w:sz="4" w:space="0" w:color="000000"/>
+            </w:tcBorders>
             <w:vAlign w:val="center"/>
             <w:hideMark/>
           </w:tcPr>
@@ -1037,7 +1218,6 @@
             <w:pPr>
               <w:rPr>
                 <w:rFonts w:asciiTheme="majorHAnsi" w:eastAsia="Calibri" w:hAnsiTheme="majorHAnsi" w:cstheme="majorHAnsi"/>
-                <w:lang w:val="pt-BR"/>
               </w:rPr>
             </w:pPr>
           </w:p>
@@ -1045,7 +1225,13 @@
         <w:tc>
           <w:tcPr>
             <w:tcW w:w="1524" w:type="dxa"/>
-            <w:shd w:val="clear" w:color="auto" w:fill="D9D9D9"/>
+            <w:tcBorders>
+              <w:top w:val="single" w:sz="4" w:space="0" w:color="000000"/>
+              <w:left w:val="single" w:sz="4" w:space="0" w:color="000000"/>
+              <w:bottom w:val="single" w:sz="4" w:space="0" w:color="000000"/>
+              <w:right w:val="single" w:sz="4" w:space="0" w:color="000000"/>
+            </w:tcBorders>
+            <w:shd w:val="clear" w:color="auto" w:fill="F2F2F2" w:themeFill="background1" w:themeFillShade="F2"/>
             <w:tcMar>
               <w:top w:w="0" w:type="dxa"/>
               <w:left w:w="100" w:type="dxa"/>
@@ -1058,13 +1244,11 @@
             <w:pPr>
               <w:rPr>
                 <w:rFonts w:asciiTheme="majorHAnsi" w:eastAsia="Calibri" w:hAnsiTheme="majorHAnsi" w:cstheme="majorHAnsi"/>
-                <w:lang w:val="pt-BR"/>
               </w:rPr>
             </w:pPr>
             <w:r>
               <w:rPr>
                 <w:rFonts w:asciiTheme="majorHAnsi" w:eastAsia="Calibri" w:hAnsiTheme="majorHAnsi" w:cstheme="majorHAnsi"/>
-                <w:lang w:val="pt-BR"/>
               </w:rPr>
               <w:t>0,710 -1,000</w:t>
             </w:r>
@@ -1073,7 +1257,13 @@
         <w:tc>
           <w:tcPr>
             <w:tcW w:w="6967" w:type="dxa"/>
-            <w:shd w:val="clear" w:color="auto" w:fill="D9D9D9"/>
+            <w:tcBorders>
+              <w:top w:val="single" w:sz="4" w:space="0" w:color="000000"/>
+              <w:left w:val="single" w:sz="4" w:space="0" w:color="000000"/>
+              <w:bottom w:val="single" w:sz="4" w:space="0" w:color="000000"/>
+              <w:right w:val="single" w:sz="4" w:space="0" w:color="000000"/>
+            </w:tcBorders>
+            <w:shd w:val="clear" w:color="auto" w:fill="F2F2F2" w:themeFill="background1" w:themeFillShade="F2"/>
             <w:tcMar>
               <w:top w:w="0" w:type="dxa"/>
               <w:left w:w="100" w:type="dxa"/>
@@ -1094,7 +1284,7 @@
                 <w:rFonts w:asciiTheme="majorHAnsi" w:eastAsia="Calibri" w:hAnsiTheme="majorHAnsi" w:cstheme="majorHAnsi"/>
                 <w:lang w:val="pt-BR"/>
               </w:rPr>
-              <w:t>Baixa ressonância – possível exposição passada, mas pouco ativa.</w:t>
+              <w:t>Sinas de influência pouco ativa.</w:t>
             </w:r>
           </w:p>
         </w:tc>
@@ -1105,8 +1295,14 @@
         </w:trPr>
         <w:tc>
           <w:tcPr>
-            <w:tcW w:w="0" w:type="auto"/>
+            <w:tcW w:w="2299" w:type="dxa"/>
             <w:vMerge/>
+            <w:tcBorders>
+              <w:top w:val="single" w:sz="4" w:space="0" w:color="000000"/>
+              <w:left w:val="single" w:sz="4" w:space="0" w:color="000000"/>
+              <w:bottom w:val="single" w:sz="4" w:space="0" w:color="000000"/>
+              <w:right w:val="single" w:sz="4" w:space="0" w:color="000000"/>
+            </w:tcBorders>
             <w:vAlign w:val="center"/>
             <w:hideMark/>
           </w:tcPr>
@@ -1122,7 +1318,13 @@
         <w:tc>
           <w:tcPr>
             <w:tcW w:w="1524" w:type="dxa"/>
-            <w:shd w:val="clear" w:color="auto" w:fill="D9D9D9"/>
+            <w:tcBorders>
+              <w:top w:val="single" w:sz="4" w:space="0" w:color="000000"/>
+              <w:left w:val="single" w:sz="4" w:space="0" w:color="000000"/>
+              <w:bottom w:val="single" w:sz="4" w:space="0" w:color="000000"/>
+              <w:right w:val="single" w:sz="4" w:space="0" w:color="000000"/>
+            </w:tcBorders>
+            <w:shd w:val="clear" w:color="auto" w:fill="F2F2F2" w:themeFill="background1" w:themeFillShade="F2"/>
             <w:tcMar>
               <w:top w:w="0" w:type="dxa"/>
               <w:left w:w="100" w:type="dxa"/>
@@ -1135,13 +1337,11 @@
             <w:pPr>
               <w:rPr>
                 <w:rFonts w:asciiTheme="majorHAnsi" w:eastAsia="Calibri" w:hAnsiTheme="majorHAnsi" w:cstheme="majorHAnsi"/>
-                <w:lang w:val="pt-BR"/>
               </w:rPr>
             </w:pPr>
             <w:r>
               <w:rPr>
                 <w:rFonts w:asciiTheme="majorHAnsi" w:eastAsia="Calibri" w:hAnsiTheme="majorHAnsi" w:cstheme="majorHAnsi"/>
-                <w:lang w:val="pt-BR"/>
               </w:rPr>
               <w:t>&gt;1,000</w:t>
             </w:r>
@@ -1150,7 +1350,13 @@
         <w:tc>
           <w:tcPr>
             <w:tcW w:w="6967" w:type="dxa"/>
-            <w:shd w:val="clear" w:color="auto" w:fill="D9D9D9"/>
+            <w:tcBorders>
+              <w:top w:val="single" w:sz="4" w:space="0" w:color="000000"/>
+              <w:left w:val="single" w:sz="4" w:space="0" w:color="000000"/>
+              <w:bottom w:val="single" w:sz="4" w:space="0" w:color="000000"/>
+              <w:right w:val="single" w:sz="4" w:space="0" w:color="000000"/>
+            </w:tcBorders>
+            <w:shd w:val="clear" w:color="auto" w:fill="F2F2F2" w:themeFill="background1" w:themeFillShade="F2"/>
             <w:tcMar>
               <w:top w:w="0" w:type="dxa"/>
               <w:left w:w="100" w:type="dxa"/>
@@ -1171,19 +1377,25 @@
                 <w:rFonts w:asciiTheme="majorHAnsi" w:eastAsia="Calibri" w:hAnsiTheme="majorHAnsi" w:cstheme="majorHAnsi"/>
                 <w:lang w:val="pt-BR"/>
               </w:rPr>
-              <w:t>Não ressoa com o organismo. Ausência de carga tóxica.</w:t>
+              <w:t>Não ressoa com o organismo.</w:t>
             </w:r>
           </w:p>
         </w:tc>
       </w:tr>
       <w:tr>
         <w:trPr>
-          <w:trHeight w:val="495"/>
+          <w:trHeight w:val="340"/>
         </w:trPr>
         <w:tc>
           <w:tcPr>
-            <w:tcW w:w="0" w:type="auto"/>
+            <w:tcW w:w="2299" w:type="dxa"/>
             <w:vMerge w:val="restart"/>
+            <w:tcBorders>
+              <w:top w:val="single" w:sz="4" w:space="0" w:color="000000"/>
+              <w:left w:val="single" w:sz="4" w:space="0" w:color="000000"/>
+              <w:bottom w:val="single" w:sz="4" w:space="0" w:color="000000"/>
+              <w:right w:val="single" w:sz="4" w:space="0" w:color="000000"/>
+            </w:tcBorders>
             <w:tcMar>
               <w:top w:w="0" w:type="dxa"/>
               <w:left w:w="100" w:type="dxa"/>
@@ -1196,13 +1408,11 @@
             <w:pPr>
               <w:rPr>
                 <w:rFonts w:asciiTheme="majorHAnsi" w:eastAsia="Calibri" w:hAnsiTheme="majorHAnsi" w:cstheme="majorHAnsi"/>
-                <w:lang w:val="pt-BR"/>
               </w:rPr>
             </w:pPr>
             <w:r>
               <w:rPr>
                 <w:rFonts w:asciiTheme="majorHAnsi" w:eastAsia="Calibri" w:hAnsiTheme="majorHAnsi" w:cstheme="majorHAnsi"/>
-                <w:lang w:val="pt-BR"/>
               </w:rPr>
               <w:t xml:space="preserve">Campo </w:t>
             </w:r>
@@ -1210,7 +1420,6 @@
             <w:r>
               <w:rPr>
                 <w:rFonts w:asciiTheme="majorHAnsi" w:eastAsia="Calibri" w:hAnsiTheme="majorHAnsi" w:cstheme="majorHAnsi"/>
-                <w:lang w:val="pt-BR"/>
               </w:rPr>
               <w:t>morfogenético</w:t>
             </w:r>
@@ -1220,6 +1429,12 @@
         <w:tc>
           <w:tcPr>
             <w:tcW w:w="1524" w:type="dxa"/>
+            <w:tcBorders>
+              <w:top w:val="single" w:sz="4" w:space="0" w:color="000000"/>
+              <w:left w:val="single" w:sz="4" w:space="0" w:color="000000"/>
+              <w:bottom w:val="single" w:sz="4" w:space="0" w:color="000000"/>
+              <w:right w:val="single" w:sz="4" w:space="0" w:color="000000"/>
+            </w:tcBorders>
             <w:tcMar>
               <w:top w:w="0" w:type="dxa"/>
               <w:left w:w="100" w:type="dxa"/>
@@ -1232,13 +1447,11 @@
             <w:pPr>
               <w:rPr>
                 <w:rFonts w:asciiTheme="majorHAnsi" w:eastAsia="Calibri" w:hAnsiTheme="majorHAnsi" w:cstheme="majorHAnsi"/>
-                <w:lang w:val="pt-BR"/>
               </w:rPr>
             </w:pPr>
             <w:r>
               <w:rPr>
                 <w:rFonts w:asciiTheme="majorHAnsi" w:eastAsia="Calibri" w:hAnsiTheme="majorHAnsi" w:cstheme="majorHAnsi"/>
-                <w:lang w:val="pt-BR"/>
               </w:rPr>
               <w:t>0 – 0,300</w:t>
             </w:r>
@@ -1247,6 +1460,12 @@
         <w:tc>
           <w:tcPr>
             <w:tcW w:w="6967" w:type="dxa"/>
+            <w:tcBorders>
+              <w:top w:val="single" w:sz="4" w:space="0" w:color="000000"/>
+              <w:left w:val="single" w:sz="4" w:space="0" w:color="000000"/>
+              <w:bottom w:val="single" w:sz="4" w:space="0" w:color="000000"/>
+              <w:right w:val="single" w:sz="4" w:space="0" w:color="000000"/>
+            </w:tcBorders>
             <w:tcMar>
               <w:top w:w="0" w:type="dxa"/>
               <w:left w:w="100" w:type="dxa"/>
@@ -1267,19 +1486,25 @@
                 <w:rFonts w:asciiTheme="majorHAnsi" w:eastAsia="Calibri" w:hAnsiTheme="majorHAnsi" w:cstheme="majorHAnsi"/>
                 <w:lang w:val="pt-BR"/>
               </w:rPr>
-              <w:t>Emoção ativa e ressoante que está afetando os campos emocional/mental no momento.</w:t>
+              <w:t>Ressonância emocional aguda no momento atual.</w:t>
             </w:r>
           </w:p>
         </w:tc>
       </w:tr>
       <w:tr>
         <w:trPr>
-          <w:trHeight w:val="495"/>
+          <w:trHeight w:val="274"/>
         </w:trPr>
         <w:tc>
           <w:tcPr>
-            <w:tcW w:w="0" w:type="auto"/>
+            <w:tcW w:w="2299" w:type="dxa"/>
             <w:vMerge/>
+            <w:tcBorders>
+              <w:top w:val="single" w:sz="4" w:space="0" w:color="000000"/>
+              <w:left w:val="single" w:sz="4" w:space="0" w:color="000000"/>
+              <w:bottom w:val="single" w:sz="4" w:space="0" w:color="000000"/>
+              <w:right w:val="single" w:sz="4" w:space="0" w:color="000000"/>
+            </w:tcBorders>
             <w:vAlign w:val="center"/>
             <w:hideMark/>
           </w:tcPr>
@@ -1295,6 +1520,12 @@
         <w:tc>
           <w:tcPr>
             <w:tcW w:w="1524" w:type="dxa"/>
+            <w:tcBorders>
+              <w:top w:val="single" w:sz="4" w:space="0" w:color="000000"/>
+              <w:left w:val="single" w:sz="4" w:space="0" w:color="000000"/>
+              <w:bottom w:val="single" w:sz="4" w:space="0" w:color="000000"/>
+              <w:right w:val="single" w:sz="4" w:space="0" w:color="000000"/>
+            </w:tcBorders>
             <w:tcMar>
               <w:top w:w="0" w:type="dxa"/>
               <w:left w:w="100" w:type="dxa"/>
@@ -1307,13 +1538,11 @@
             <w:pPr>
               <w:rPr>
                 <w:rFonts w:asciiTheme="majorHAnsi" w:eastAsia="Calibri" w:hAnsiTheme="majorHAnsi" w:cstheme="majorHAnsi"/>
-                <w:lang w:val="pt-BR"/>
               </w:rPr>
             </w:pPr>
             <w:r>
               <w:rPr>
                 <w:rFonts w:asciiTheme="majorHAnsi" w:eastAsia="Calibri" w:hAnsiTheme="majorHAnsi" w:cstheme="majorHAnsi"/>
-                <w:lang w:val="pt-BR"/>
               </w:rPr>
               <w:t>0,300 – 0,700</w:t>
             </w:r>
@@ -1322,6 +1551,12 @@
         <w:tc>
           <w:tcPr>
             <w:tcW w:w="6967" w:type="dxa"/>
+            <w:tcBorders>
+              <w:top w:val="single" w:sz="4" w:space="0" w:color="000000"/>
+              <w:left w:val="single" w:sz="4" w:space="0" w:color="000000"/>
+              <w:bottom w:val="single" w:sz="4" w:space="0" w:color="000000"/>
+              <w:right w:val="single" w:sz="4" w:space="0" w:color="000000"/>
+            </w:tcBorders>
             <w:tcMar>
               <w:top w:w="0" w:type="dxa"/>
               <w:left w:w="100" w:type="dxa"/>
@@ -1342,7 +1577,7 @@
                 <w:rFonts w:asciiTheme="majorHAnsi" w:eastAsia="Calibri" w:hAnsiTheme="majorHAnsi" w:cstheme="majorHAnsi"/>
                 <w:lang w:val="pt-BR"/>
               </w:rPr>
-              <w:t>Emoção latente. Ainda exerce influência, embora com menor intensidade. Pode estar ligada a memórias ou padrões recorrentes.</w:t>
+              <w:t xml:space="preserve">Emoção que exerce influência, embora com menor intensidade. </w:t>
             </w:r>
           </w:p>
         </w:tc>
@@ -1353,8 +1588,14 @@
         </w:trPr>
         <w:tc>
           <w:tcPr>
-            <w:tcW w:w="0" w:type="auto"/>
+            <w:tcW w:w="2299" w:type="dxa"/>
             <w:vMerge/>
+            <w:tcBorders>
+              <w:top w:val="single" w:sz="4" w:space="0" w:color="000000"/>
+              <w:left w:val="single" w:sz="4" w:space="0" w:color="000000"/>
+              <w:bottom w:val="single" w:sz="4" w:space="0" w:color="000000"/>
+              <w:right w:val="single" w:sz="4" w:space="0" w:color="000000"/>
+            </w:tcBorders>
             <w:vAlign w:val="center"/>
             <w:hideMark/>
           </w:tcPr>
@@ -1370,6 +1611,12 @@
         <w:tc>
           <w:tcPr>
             <w:tcW w:w="1524" w:type="dxa"/>
+            <w:tcBorders>
+              <w:top w:val="single" w:sz="4" w:space="0" w:color="000000"/>
+              <w:left w:val="single" w:sz="4" w:space="0" w:color="000000"/>
+              <w:bottom w:val="single" w:sz="4" w:space="0" w:color="000000"/>
+              <w:right w:val="single" w:sz="4" w:space="0" w:color="000000"/>
+            </w:tcBorders>
             <w:tcMar>
               <w:top w:w="0" w:type="dxa"/>
               <w:left w:w="100" w:type="dxa"/>
@@ -1382,13 +1629,11 @@
             <w:pPr>
               <w:rPr>
                 <w:rFonts w:asciiTheme="majorHAnsi" w:eastAsia="Calibri" w:hAnsiTheme="majorHAnsi" w:cstheme="majorHAnsi"/>
-                <w:lang w:val="pt-BR"/>
               </w:rPr>
             </w:pPr>
             <w:r>
               <w:rPr>
                 <w:rFonts w:asciiTheme="majorHAnsi" w:eastAsia="Calibri" w:hAnsiTheme="majorHAnsi" w:cstheme="majorHAnsi"/>
-                <w:lang w:val="pt-BR"/>
               </w:rPr>
               <w:t>0,710 -1,000</w:t>
             </w:r>
@@ -1397,6 +1642,12 @@
         <w:tc>
           <w:tcPr>
             <w:tcW w:w="6967" w:type="dxa"/>
+            <w:tcBorders>
+              <w:top w:val="single" w:sz="4" w:space="0" w:color="000000"/>
+              <w:left w:val="single" w:sz="4" w:space="0" w:color="000000"/>
+              <w:bottom w:val="single" w:sz="4" w:space="0" w:color="000000"/>
+              <w:right w:val="single" w:sz="4" w:space="0" w:color="000000"/>
+            </w:tcBorders>
             <w:tcMar>
               <w:top w:w="0" w:type="dxa"/>
               <w:left w:w="100" w:type="dxa"/>
@@ -1417,7 +1668,7 @@
                 <w:rFonts w:asciiTheme="majorHAnsi" w:eastAsia="Calibri" w:hAnsiTheme="majorHAnsi" w:cstheme="majorHAnsi"/>
                 <w:lang w:val="pt-BR"/>
               </w:rPr>
-              <w:t>Emoção em transição ou enfraquecida. Pode estar sendo processada ou superada.</w:t>
+              <w:t xml:space="preserve">Emoção em transição ou enfraquecida. </w:t>
             </w:r>
           </w:p>
         </w:tc>
@@ -1428,8 +1679,14 @@
         </w:trPr>
         <w:tc>
           <w:tcPr>
-            <w:tcW w:w="0" w:type="auto"/>
+            <w:tcW w:w="2299" w:type="dxa"/>
             <w:vMerge/>
+            <w:tcBorders>
+              <w:top w:val="single" w:sz="4" w:space="0" w:color="000000"/>
+              <w:left w:val="single" w:sz="4" w:space="0" w:color="000000"/>
+              <w:bottom w:val="single" w:sz="4" w:space="0" w:color="000000"/>
+              <w:right w:val="single" w:sz="4" w:space="0" w:color="000000"/>
+            </w:tcBorders>
             <w:vAlign w:val="center"/>
             <w:hideMark/>
           </w:tcPr>
@@ -1445,6 +1702,12 @@
         <w:tc>
           <w:tcPr>
             <w:tcW w:w="1524" w:type="dxa"/>
+            <w:tcBorders>
+              <w:top w:val="single" w:sz="4" w:space="0" w:color="000000"/>
+              <w:left w:val="single" w:sz="4" w:space="0" w:color="000000"/>
+              <w:bottom w:val="single" w:sz="4" w:space="0" w:color="000000"/>
+              <w:right w:val="single" w:sz="4" w:space="0" w:color="000000"/>
+            </w:tcBorders>
             <w:tcMar>
               <w:top w:w="0" w:type="dxa"/>
               <w:left w:w="100" w:type="dxa"/>
@@ -1457,13 +1720,11 @@
             <w:pPr>
               <w:rPr>
                 <w:rFonts w:asciiTheme="majorHAnsi" w:eastAsia="Calibri" w:hAnsiTheme="majorHAnsi" w:cstheme="majorHAnsi"/>
-                <w:lang w:val="pt-BR"/>
               </w:rPr>
             </w:pPr>
             <w:r>
               <w:rPr>
                 <w:rFonts w:asciiTheme="majorHAnsi" w:eastAsia="Calibri" w:hAnsiTheme="majorHAnsi" w:cstheme="majorHAnsi"/>
-                <w:lang w:val="pt-BR"/>
               </w:rPr>
               <w:t>&gt;1,000</w:t>
             </w:r>
@@ -1472,6 +1733,12 @@
         <w:tc>
           <w:tcPr>
             <w:tcW w:w="6967" w:type="dxa"/>
+            <w:tcBorders>
+              <w:top w:val="single" w:sz="4" w:space="0" w:color="000000"/>
+              <w:left w:val="single" w:sz="4" w:space="0" w:color="000000"/>
+              <w:bottom w:val="single" w:sz="4" w:space="0" w:color="000000"/>
+              <w:right w:val="single" w:sz="4" w:space="0" w:color="000000"/>
+            </w:tcBorders>
             <w:tcMar>
               <w:top w:w="0" w:type="dxa"/>
               <w:left w:w="100" w:type="dxa"/>
@@ -1492,7 +1759,7 @@
                 <w:rFonts w:asciiTheme="majorHAnsi" w:eastAsia="Calibri" w:hAnsiTheme="majorHAnsi" w:cstheme="majorHAnsi"/>
                 <w:lang w:val="pt-BR"/>
               </w:rPr>
-              <w:t>Geralmente não ressoa mais com o campo atual. Foi ressignificada e/ou superada.</w:t>
+              <w:t>Emoção ressignificada e/ou superada.</w:t>
             </w:r>
           </w:p>
         </w:tc>
@@ -1503,9 +1770,15 @@
         </w:trPr>
         <w:tc>
           <w:tcPr>
-            <w:tcW w:w="0" w:type="auto"/>
+            <w:tcW w:w="2299" w:type="dxa"/>
             <w:vMerge w:val="restart"/>
-            <w:shd w:val="clear" w:color="auto" w:fill="D9D9D9"/>
+            <w:tcBorders>
+              <w:top w:val="single" w:sz="4" w:space="0" w:color="000000"/>
+              <w:left w:val="single" w:sz="4" w:space="0" w:color="000000"/>
+              <w:bottom w:val="single" w:sz="4" w:space="0" w:color="000000"/>
+              <w:right w:val="single" w:sz="4" w:space="0" w:color="000000"/>
+            </w:tcBorders>
+            <w:shd w:val="clear" w:color="auto" w:fill="F2F2F2" w:themeFill="background1" w:themeFillShade="F2"/>
             <w:tcMar>
               <w:top w:w="0" w:type="dxa"/>
               <w:left w:w="100" w:type="dxa"/>
@@ -1518,13 +1791,11 @@
             <w:pPr>
               <w:rPr>
                 <w:rFonts w:asciiTheme="majorHAnsi" w:eastAsia="Calibri" w:hAnsiTheme="majorHAnsi" w:cstheme="majorHAnsi"/>
-                <w:lang w:val="pt-BR"/>
               </w:rPr>
             </w:pPr>
             <w:r>
               <w:rPr>
                 <w:rFonts w:asciiTheme="majorHAnsi" w:eastAsia="Calibri" w:hAnsiTheme="majorHAnsi" w:cstheme="majorHAnsi"/>
-                <w:lang w:val="pt-BR"/>
               </w:rPr>
               <w:t>Alimentos</w:t>
             </w:r>
@@ -1533,7 +1804,13 @@
         <w:tc>
           <w:tcPr>
             <w:tcW w:w="1524" w:type="dxa"/>
-            <w:shd w:val="clear" w:color="auto" w:fill="D9D9D9"/>
+            <w:tcBorders>
+              <w:top w:val="single" w:sz="4" w:space="0" w:color="000000"/>
+              <w:left w:val="single" w:sz="4" w:space="0" w:color="000000"/>
+              <w:bottom w:val="single" w:sz="4" w:space="0" w:color="000000"/>
+              <w:right w:val="single" w:sz="4" w:space="0" w:color="000000"/>
+            </w:tcBorders>
+            <w:shd w:val="clear" w:color="auto" w:fill="F2F2F2" w:themeFill="background1" w:themeFillShade="F2"/>
             <w:tcMar>
               <w:top w:w="0" w:type="dxa"/>
               <w:left w:w="100" w:type="dxa"/>
@@ -1546,13 +1823,11 @@
             <w:pPr>
               <w:rPr>
                 <w:rFonts w:asciiTheme="majorHAnsi" w:eastAsia="Calibri" w:hAnsiTheme="majorHAnsi" w:cstheme="majorHAnsi"/>
-                <w:lang w:val="pt-BR"/>
               </w:rPr>
             </w:pPr>
             <w:r>
               <w:rPr>
                 <w:rFonts w:asciiTheme="majorHAnsi" w:eastAsia="Calibri" w:hAnsiTheme="majorHAnsi" w:cstheme="majorHAnsi"/>
-                <w:lang w:val="pt-BR"/>
               </w:rPr>
               <w:t>0 – 0,300</w:t>
             </w:r>
@@ -1561,7 +1836,13 @@
         <w:tc>
           <w:tcPr>
             <w:tcW w:w="6967" w:type="dxa"/>
-            <w:shd w:val="clear" w:color="auto" w:fill="D9D9D9"/>
+            <w:tcBorders>
+              <w:top w:val="single" w:sz="4" w:space="0" w:color="000000"/>
+              <w:left w:val="single" w:sz="4" w:space="0" w:color="000000"/>
+              <w:bottom w:val="single" w:sz="4" w:space="0" w:color="000000"/>
+              <w:right w:val="single" w:sz="4" w:space="0" w:color="000000"/>
+            </w:tcBorders>
+            <w:shd w:val="clear" w:color="auto" w:fill="F2F2F2" w:themeFill="background1" w:themeFillShade="F2"/>
             <w:tcMar>
               <w:top w:w="0" w:type="dxa"/>
               <w:left w:w="100" w:type="dxa"/>
@@ -1593,8 +1874,14 @@
         </w:trPr>
         <w:tc>
           <w:tcPr>
-            <w:tcW w:w="0" w:type="auto"/>
+            <w:tcW w:w="2299" w:type="dxa"/>
             <w:vMerge/>
+            <w:tcBorders>
+              <w:top w:val="single" w:sz="4" w:space="0" w:color="000000"/>
+              <w:left w:val="single" w:sz="4" w:space="0" w:color="000000"/>
+              <w:bottom w:val="single" w:sz="4" w:space="0" w:color="000000"/>
+              <w:right w:val="single" w:sz="4" w:space="0" w:color="000000"/>
+            </w:tcBorders>
             <w:vAlign w:val="center"/>
             <w:hideMark/>
           </w:tcPr>
@@ -1610,7 +1897,13 @@
         <w:tc>
           <w:tcPr>
             <w:tcW w:w="1524" w:type="dxa"/>
-            <w:shd w:val="clear" w:color="auto" w:fill="D9D9D9"/>
+            <w:tcBorders>
+              <w:top w:val="single" w:sz="4" w:space="0" w:color="000000"/>
+              <w:left w:val="single" w:sz="4" w:space="0" w:color="000000"/>
+              <w:bottom w:val="single" w:sz="4" w:space="0" w:color="000000"/>
+              <w:right w:val="single" w:sz="4" w:space="0" w:color="000000"/>
+            </w:tcBorders>
+            <w:shd w:val="clear" w:color="auto" w:fill="F2F2F2" w:themeFill="background1" w:themeFillShade="F2"/>
             <w:tcMar>
               <w:top w:w="0" w:type="dxa"/>
               <w:left w:w="100" w:type="dxa"/>
@@ -1623,13 +1916,11 @@
             <w:pPr>
               <w:rPr>
                 <w:rFonts w:asciiTheme="majorHAnsi" w:eastAsia="Calibri" w:hAnsiTheme="majorHAnsi" w:cstheme="majorHAnsi"/>
-                <w:lang w:val="pt-BR"/>
               </w:rPr>
             </w:pPr>
             <w:r>
               <w:rPr>
                 <w:rFonts w:asciiTheme="majorHAnsi" w:eastAsia="Calibri" w:hAnsiTheme="majorHAnsi" w:cstheme="majorHAnsi"/>
-                <w:lang w:val="pt-BR"/>
               </w:rPr>
               <w:t>0,300 – 0,700</w:t>
             </w:r>
@@ -1638,7 +1929,13 @@
         <w:tc>
           <w:tcPr>
             <w:tcW w:w="6967" w:type="dxa"/>
-            <w:shd w:val="clear" w:color="auto" w:fill="D9D9D9"/>
+            <w:tcBorders>
+              <w:top w:val="single" w:sz="4" w:space="0" w:color="000000"/>
+              <w:left w:val="single" w:sz="4" w:space="0" w:color="000000"/>
+              <w:bottom w:val="single" w:sz="4" w:space="0" w:color="000000"/>
+              <w:right w:val="single" w:sz="4" w:space="0" w:color="000000"/>
+            </w:tcBorders>
+            <w:shd w:val="clear" w:color="auto" w:fill="F2F2F2" w:themeFill="background1" w:themeFillShade="F2"/>
             <w:tcMar>
               <w:top w:w="0" w:type="dxa"/>
               <w:left w:w="100" w:type="dxa"/>
@@ -1670,8 +1967,14 @@
         </w:trPr>
         <w:tc>
           <w:tcPr>
-            <w:tcW w:w="0" w:type="auto"/>
+            <w:tcW w:w="2299" w:type="dxa"/>
             <w:vMerge/>
+            <w:tcBorders>
+              <w:top w:val="single" w:sz="4" w:space="0" w:color="000000"/>
+              <w:left w:val="single" w:sz="4" w:space="0" w:color="000000"/>
+              <w:bottom w:val="single" w:sz="4" w:space="0" w:color="000000"/>
+              <w:right w:val="single" w:sz="4" w:space="0" w:color="000000"/>
+            </w:tcBorders>
             <w:vAlign w:val="center"/>
             <w:hideMark/>
           </w:tcPr>
@@ -1687,7 +1990,13 @@
         <w:tc>
           <w:tcPr>
             <w:tcW w:w="1524" w:type="dxa"/>
-            <w:shd w:val="clear" w:color="auto" w:fill="D9D9D9"/>
+            <w:tcBorders>
+              <w:top w:val="single" w:sz="4" w:space="0" w:color="000000"/>
+              <w:left w:val="single" w:sz="4" w:space="0" w:color="000000"/>
+              <w:bottom w:val="single" w:sz="4" w:space="0" w:color="000000"/>
+              <w:right w:val="single" w:sz="4" w:space="0" w:color="000000"/>
+            </w:tcBorders>
+            <w:shd w:val="clear" w:color="auto" w:fill="F2F2F2" w:themeFill="background1" w:themeFillShade="F2"/>
             <w:tcMar>
               <w:top w:w="0" w:type="dxa"/>
               <w:left w:w="100" w:type="dxa"/>
@@ -1700,13 +2009,11 @@
             <w:pPr>
               <w:rPr>
                 <w:rFonts w:asciiTheme="majorHAnsi" w:eastAsia="Calibri" w:hAnsiTheme="majorHAnsi" w:cstheme="majorHAnsi"/>
-                <w:lang w:val="pt-BR"/>
               </w:rPr>
             </w:pPr>
             <w:r>
               <w:rPr>
                 <w:rFonts w:asciiTheme="majorHAnsi" w:eastAsia="Calibri" w:hAnsiTheme="majorHAnsi" w:cstheme="majorHAnsi"/>
-                <w:lang w:val="pt-BR"/>
               </w:rPr>
               <w:t>0,710 -1,000</w:t>
             </w:r>
@@ -1715,7 +2022,13 @@
         <w:tc>
           <w:tcPr>
             <w:tcW w:w="6967" w:type="dxa"/>
-            <w:shd w:val="clear" w:color="auto" w:fill="D9D9D9"/>
+            <w:tcBorders>
+              <w:top w:val="single" w:sz="4" w:space="0" w:color="000000"/>
+              <w:left w:val="single" w:sz="4" w:space="0" w:color="000000"/>
+              <w:bottom w:val="single" w:sz="4" w:space="0" w:color="000000"/>
+              <w:right w:val="single" w:sz="4" w:space="0" w:color="000000"/>
+            </w:tcBorders>
+            <w:shd w:val="clear" w:color="auto" w:fill="F2F2F2" w:themeFill="background1" w:themeFillShade="F2"/>
             <w:tcMar>
               <w:top w:w="0" w:type="dxa"/>
               <w:left w:w="100" w:type="dxa"/>
@@ -1747,8 +2060,14 @@
         </w:trPr>
         <w:tc>
           <w:tcPr>
-            <w:tcW w:w="0" w:type="auto"/>
+            <w:tcW w:w="2299" w:type="dxa"/>
             <w:vMerge/>
+            <w:tcBorders>
+              <w:top w:val="single" w:sz="4" w:space="0" w:color="000000"/>
+              <w:left w:val="single" w:sz="4" w:space="0" w:color="000000"/>
+              <w:bottom w:val="single" w:sz="4" w:space="0" w:color="000000"/>
+              <w:right w:val="single" w:sz="4" w:space="0" w:color="000000"/>
+            </w:tcBorders>
             <w:vAlign w:val="center"/>
             <w:hideMark/>
           </w:tcPr>
@@ -1764,7 +2083,13 @@
         <w:tc>
           <w:tcPr>
             <w:tcW w:w="1524" w:type="dxa"/>
-            <w:shd w:val="clear" w:color="auto" w:fill="D9D9D9"/>
+            <w:tcBorders>
+              <w:top w:val="single" w:sz="4" w:space="0" w:color="000000"/>
+              <w:left w:val="single" w:sz="4" w:space="0" w:color="000000"/>
+              <w:bottom w:val="single" w:sz="4" w:space="0" w:color="000000"/>
+              <w:right w:val="single" w:sz="4" w:space="0" w:color="000000"/>
+            </w:tcBorders>
+            <w:shd w:val="clear" w:color="auto" w:fill="F2F2F2" w:themeFill="background1" w:themeFillShade="F2"/>
             <w:tcMar>
               <w:top w:w="0" w:type="dxa"/>
               <w:left w:w="100" w:type="dxa"/>
@@ -1777,13 +2102,11 @@
             <w:pPr>
               <w:rPr>
                 <w:rFonts w:asciiTheme="majorHAnsi" w:eastAsia="Calibri" w:hAnsiTheme="majorHAnsi" w:cstheme="majorHAnsi"/>
-                <w:lang w:val="pt-BR"/>
               </w:rPr>
             </w:pPr>
             <w:r>
               <w:rPr>
                 <w:rFonts w:asciiTheme="majorHAnsi" w:eastAsia="Calibri" w:hAnsiTheme="majorHAnsi" w:cstheme="majorHAnsi"/>
-                <w:lang w:val="pt-BR"/>
               </w:rPr>
               <w:t>&gt;1,000</w:t>
             </w:r>
@@ -1792,7 +2115,13 @@
         <w:tc>
           <w:tcPr>
             <w:tcW w:w="6967" w:type="dxa"/>
-            <w:shd w:val="clear" w:color="auto" w:fill="D9D9D9"/>
+            <w:tcBorders>
+              <w:top w:val="single" w:sz="4" w:space="0" w:color="000000"/>
+              <w:left w:val="single" w:sz="4" w:space="0" w:color="000000"/>
+              <w:bottom w:val="single" w:sz="4" w:space="0" w:color="000000"/>
+              <w:right w:val="single" w:sz="4" w:space="0" w:color="000000"/>
+            </w:tcBorders>
+            <w:shd w:val="clear" w:color="auto" w:fill="F2F2F2" w:themeFill="background1" w:themeFillShade="F2"/>
             <w:tcMar>
               <w:top w:w="0" w:type="dxa"/>
               <w:left w:w="100" w:type="dxa"/>
@@ -1824,8 +2153,14 @@
         </w:trPr>
         <w:tc>
           <w:tcPr>
-            <w:tcW w:w="0" w:type="auto"/>
+            <w:tcW w:w="2299" w:type="dxa"/>
             <w:vMerge w:val="restart"/>
+            <w:tcBorders>
+              <w:top w:val="single" w:sz="4" w:space="0" w:color="000000"/>
+              <w:left w:val="single" w:sz="4" w:space="0" w:color="000000"/>
+              <w:bottom w:val="single" w:sz="4" w:space="0" w:color="000000"/>
+              <w:right w:val="single" w:sz="4" w:space="0" w:color="000000"/>
+            </w:tcBorders>
             <w:tcMar>
               <w:top w:w="0" w:type="dxa"/>
               <w:left w:w="100" w:type="dxa"/>
@@ -1838,21 +2173,55 @@
             <w:pPr>
               <w:rPr>
                 <w:rFonts w:asciiTheme="majorHAnsi" w:eastAsia="Calibri" w:hAnsiTheme="majorHAnsi" w:cstheme="majorHAnsi"/>
-                <w:lang w:val="pt-BR"/>
               </w:rPr>
             </w:pPr>
+            <w:proofErr w:type="spellStart"/>
             <w:r>
               <w:rPr>
                 <w:rFonts w:asciiTheme="majorHAnsi" w:eastAsia="Calibri" w:hAnsiTheme="majorHAnsi" w:cstheme="majorHAnsi"/>
-                <w:lang w:val="pt-BR"/>
-              </w:rPr>
-              <w:t>Padrões energéticos alterados</w:t>
-            </w:r>
+              </w:rPr>
+              <w:t>Padrões</w:t>
+            </w:r>
+            <w:proofErr w:type="spellEnd"/>
+            <w:r>
+              <w:rPr>
+                <w:rFonts w:asciiTheme="majorHAnsi" w:eastAsia="Calibri" w:hAnsiTheme="majorHAnsi" w:cstheme="majorHAnsi"/>
+              </w:rPr>
+              <w:t xml:space="preserve"> </w:t>
+            </w:r>
+            <w:proofErr w:type="spellStart"/>
+            <w:r>
+              <w:rPr>
+                <w:rFonts w:asciiTheme="majorHAnsi" w:eastAsia="Calibri" w:hAnsiTheme="majorHAnsi" w:cstheme="majorHAnsi"/>
+              </w:rPr>
+              <w:t>energéticos</w:t>
+            </w:r>
+            <w:proofErr w:type="spellEnd"/>
+            <w:r>
+              <w:rPr>
+                <w:rFonts w:asciiTheme="majorHAnsi" w:eastAsia="Calibri" w:hAnsiTheme="majorHAnsi" w:cstheme="majorHAnsi"/>
+              </w:rPr>
+              <w:t xml:space="preserve"> </w:t>
+            </w:r>
+            <w:proofErr w:type="spellStart"/>
+            <w:r>
+              <w:rPr>
+                <w:rFonts w:asciiTheme="majorHAnsi" w:eastAsia="Calibri" w:hAnsiTheme="majorHAnsi" w:cstheme="majorHAnsi"/>
+              </w:rPr>
+              <w:t>alterados</w:t>
+            </w:r>
+            <w:proofErr w:type="spellEnd"/>
           </w:p>
         </w:tc>
         <w:tc>
           <w:tcPr>
             <w:tcW w:w="1524" w:type="dxa"/>
+            <w:tcBorders>
+              <w:top w:val="single" w:sz="4" w:space="0" w:color="000000"/>
+              <w:left w:val="single" w:sz="4" w:space="0" w:color="000000"/>
+              <w:bottom w:val="single" w:sz="4" w:space="0" w:color="000000"/>
+              <w:right w:val="single" w:sz="4" w:space="0" w:color="000000"/>
+            </w:tcBorders>
             <w:tcMar>
               <w:top w:w="0" w:type="dxa"/>
               <w:left w:w="100" w:type="dxa"/>
@@ -1865,13 +2234,11 @@
             <w:pPr>
               <w:rPr>
                 <w:rFonts w:asciiTheme="majorHAnsi" w:eastAsia="Calibri" w:hAnsiTheme="majorHAnsi" w:cstheme="majorHAnsi"/>
-                <w:lang w:val="pt-BR"/>
               </w:rPr>
             </w:pPr>
             <w:r>
               <w:rPr>
                 <w:rFonts w:asciiTheme="majorHAnsi" w:eastAsia="Calibri" w:hAnsiTheme="majorHAnsi" w:cstheme="majorHAnsi"/>
-                <w:lang w:val="pt-BR"/>
               </w:rPr>
               <w:t>0 – 0,300</w:t>
             </w:r>
@@ -1880,6 +2247,12 @@
         <w:tc>
           <w:tcPr>
             <w:tcW w:w="6967" w:type="dxa"/>
+            <w:tcBorders>
+              <w:top w:val="single" w:sz="4" w:space="0" w:color="000000"/>
+              <w:left w:val="single" w:sz="4" w:space="0" w:color="000000"/>
+              <w:bottom w:val="single" w:sz="4" w:space="0" w:color="000000"/>
+              <w:right w:val="single" w:sz="4" w:space="0" w:color="000000"/>
+            </w:tcBorders>
             <w:tcMar>
               <w:top w:w="0" w:type="dxa"/>
               <w:left w:w="100" w:type="dxa"/>
@@ -1892,7 +2265,6 @@
             <w:pPr>
               <w:rPr>
                 <w:rFonts w:asciiTheme="majorHAnsi" w:eastAsia="Calibri" w:hAnsiTheme="majorHAnsi" w:cstheme="majorHAnsi"/>
-                <w:lang w:val="pt-BR"/>
               </w:rPr>
             </w:pPr>
             <w:r>
@@ -1900,7 +2272,41 @@
                 <w:rFonts w:asciiTheme="majorHAnsi" w:eastAsia="Calibri" w:hAnsiTheme="majorHAnsi" w:cstheme="majorHAnsi"/>
                 <w:lang w:val="pt-BR"/>
               </w:rPr>
-              <w:t>Processo altamente provável. Pode haver sintomas visíveis.</w:t>
+              <w:t xml:space="preserve">Sinais de alteração altamente provável. </w:t>
+            </w:r>
+            <w:r>
+              <w:rPr>
+                <w:rFonts w:asciiTheme="majorHAnsi" w:eastAsia="Calibri" w:hAnsiTheme="majorHAnsi" w:cstheme="majorHAnsi"/>
+              </w:rPr>
+              <w:t xml:space="preserve">Pode haver </w:t>
+            </w:r>
+            <w:proofErr w:type="spellStart"/>
+            <w:r>
+              <w:rPr>
+                <w:rFonts w:asciiTheme="majorHAnsi" w:eastAsia="Calibri" w:hAnsiTheme="majorHAnsi" w:cstheme="majorHAnsi"/>
+              </w:rPr>
+              <w:t>sintomas</w:t>
+            </w:r>
+            <w:proofErr w:type="spellEnd"/>
+            <w:r>
+              <w:rPr>
+                <w:rFonts w:asciiTheme="majorHAnsi" w:eastAsia="Calibri" w:hAnsiTheme="majorHAnsi" w:cstheme="majorHAnsi"/>
+              </w:rPr>
+              <w:t xml:space="preserve"> </w:t>
+            </w:r>
+            <w:proofErr w:type="spellStart"/>
+            <w:r>
+              <w:rPr>
+                <w:rFonts w:asciiTheme="majorHAnsi" w:eastAsia="Calibri" w:hAnsiTheme="majorHAnsi" w:cstheme="majorHAnsi"/>
+              </w:rPr>
+              <w:t>visíveis</w:t>
+            </w:r>
+            <w:proofErr w:type="spellEnd"/>
+            <w:r>
+              <w:rPr>
+                <w:rFonts w:asciiTheme="majorHAnsi" w:eastAsia="Calibri" w:hAnsiTheme="majorHAnsi" w:cstheme="majorHAnsi"/>
+              </w:rPr>
+              <w:t>.</w:t>
             </w:r>
           </w:p>
         </w:tc>
@@ -1911,8 +2317,14 @@
         </w:trPr>
         <w:tc>
           <w:tcPr>
-            <w:tcW w:w="0" w:type="auto"/>
+            <w:tcW w:w="2299" w:type="dxa"/>
             <w:vMerge/>
+            <w:tcBorders>
+              <w:top w:val="single" w:sz="4" w:space="0" w:color="000000"/>
+              <w:left w:val="single" w:sz="4" w:space="0" w:color="000000"/>
+              <w:bottom w:val="single" w:sz="4" w:space="0" w:color="000000"/>
+              <w:right w:val="single" w:sz="4" w:space="0" w:color="000000"/>
+            </w:tcBorders>
             <w:vAlign w:val="center"/>
             <w:hideMark/>
           </w:tcPr>
@@ -1920,7 +2332,6 @@
             <w:pPr>
               <w:rPr>
                 <w:rFonts w:asciiTheme="majorHAnsi" w:eastAsia="Calibri" w:hAnsiTheme="majorHAnsi" w:cstheme="majorHAnsi"/>
-                <w:lang w:val="pt-BR"/>
               </w:rPr>
             </w:pPr>
           </w:p>
@@ -1928,6 +2339,12 @@
         <w:tc>
           <w:tcPr>
             <w:tcW w:w="1524" w:type="dxa"/>
+            <w:tcBorders>
+              <w:top w:val="single" w:sz="4" w:space="0" w:color="000000"/>
+              <w:left w:val="single" w:sz="4" w:space="0" w:color="000000"/>
+              <w:bottom w:val="single" w:sz="4" w:space="0" w:color="000000"/>
+              <w:right w:val="single" w:sz="4" w:space="0" w:color="000000"/>
+            </w:tcBorders>
             <w:tcMar>
               <w:top w:w="0" w:type="dxa"/>
               <w:left w:w="100" w:type="dxa"/>
@@ -1940,13 +2357,11 @@
             <w:pPr>
               <w:rPr>
                 <w:rFonts w:asciiTheme="majorHAnsi" w:eastAsia="Calibri" w:hAnsiTheme="majorHAnsi" w:cstheme="majorHAnsi"/>
-                <w:lang w:val="pt-BR"/>
               </w:rPr>
             </w:pPr>
             <w:r>
               <w:rPr>
                 <w:rFonts w:asciiTheme="majorHAnsi" w:eastAsia="Calibri" w:hAnsiTheme="majorHAnsi" w:cstheme="majorHAnsi"/>
-                <w:lang w:val="pt-BR"/>
               </w:rPr>
               <w:t>0,300 – 0,700</w:t>
             </w:r>
@@ -1955,6 +2370,12 @@
         <w:tc>
           <w:tcPr>
             <w:tcW w:w="6967" w:type="dxa"/>
+            <w:tcBorders>
+              <w:top w:val="single" w:sz="4" w:space="0" w:color="000000"/>
+              <w:left w:val="single" w:sz="4" w:space="0" w:color="000000"/>
+              <w:bottom w:val="single" w:sz="4" w:space="0" w:color="000000"/>
+              <w:right w:val="single" w:sz="4" w:space="0" w:color="000000"/>
+            </w:tcBorders>
             <w:tcMar>
               <w:top w:w="0" w:type="dxa"/>
               <w:left w:w="100" w:type="dxa"/>
@@ -1975,7 +2396,7 @@
                 <w:rFonts w:asciiTheme="majorHAnsi" w:eastAsia="Calibri" w:hAnsiTheme="majorHAnsi" w:cstheme="majorHAnsi"/>
                 <w:lang w:val="pt-BR"/>
               </w:rPr>
-              <w:t>Fase de desenvolvimento inicial, subclínica.</w:t>
+              <w:t>Sinais de alteração em fase de desenvolvimento inicial, subclínica.</w:t>
             </w:r>
           </w:p>
         </w:tc>
@@ -1986,8 +2407,14 @@
         </w:trPr>
         <w:tc>
           <w:tcPr>
-            <w:tcW w:w="0" w:type="auto"/>
+            <w:tcW w:w="2299" w:type="dxa"/>
             <w:vMerge/>
+            <w:tcBorders>
+              <w:top w:val="single" w:sz="4" w:space="0" w:color="000000"/>
+              <w:left w:val="single" w:sz="4" w:space="0" w:color="000000"/>
+              <w:bottom w:val="single" w:sz="4" w:space="0" w:color="000000"/>
+              <w:right w:val="single" w:sz="4" w:space="0" w:color="000000"/>
+            </w:tcBorders>
             <w:vAlign w:val="center"/>
             <w:hideMark/>
           </w:tcPr>
@@ -2003,6 +2430,12 @@
         <w:tc>
           <w:tcPr>
             <w:tcW w:w="1524" w:type="dxa"/>
+            <w:tcBorders>
+              <w:top w:val="single" w:sz="4" w:space="0" w:color="000000"/>
+              <w:left w:val="single" w:sz="4" w:space="0" w:color="000000"/>
+              <w:bottom w:val="single" w:sz="4" w:space="0" w:color="000000"/>
+              <w:right w:val="single" w:sz="4" w:space="0" w:color="000000"/>
+            </w:tcBorders>
             <w:tcMar>
               <w:top w:w="0" w:type="dxa"/>
               <w:left w:w="100" w:type="dxa"/>
@@ -2015,13 +2448,11 @@
             <w:pPr>
               <w:rPr>
                 <w:rFonts w:asciiTheme="majorHAnsi" w:eastAsia="Calibri" w:hAnsiTheme="majorHAnsi" w:cstheme="majorHAnsi"/>
-                <w:lang w:val="pt-BR"/>
               </w:rPr>
             </w:pPr>
             <w:r>
               <w:rPr>
                 <w:rFonts w:asciiTheme="majorHAnsi" w:eastAsia="Calibri" w:hAnsiTheme="majorHAnsi" w:cstheme="majorHAnsi"/>
-                <w:lang w:val="pt-BR"/>
               </w:rPr>
               <w:t>0,710 -1,000</w:t>
             </w:r>
@@ -2030,6 +2461,12 @@
         <w:tc>
           <w:tcPr>
             <w:tcW w:w="6967" w:type="dxa"/>
+            <w:tcBorders>
+              <w:top w:val="single" w:sz="4" w:space="0" w:color="000000"/>
+              <w:left w:val="single" w:sz="4" w:space="0" w:color="000000"/>
+              <w:bottom w:val="single" w:sz="4" w:space="0" w:color="000000"/>
+              <w:right w:val="single" w:sz="4" w:space="0" w:color="000000"/>
+            </w:tcBorders>
             <w:tcMar>
               <w:top w:w="0" w:type="dxa"/>
               <w:left w:w="100" w:type="dxa"/>
@@ -2050,7 +2487,7 @@
                 <w:rFonts w:asciiTheme="majorHAnsi" w:eastAsia="Calibri" w:hAnsiTheme="majorHAnsi" w:cstheme="majorHAnsi"/>
                 <w:lang w:val="pt-BR"/>
               </w:rPr>
-              <w:t>Sem expressão ativa, mas pode ser um traço genético.</w:t>
+              <w:t>Sem expressão ativa. Pode ser um traço genético.</w:t>
             </w:r>
           </w:p>
         </w:tc>
@@ -2061,8 +2498,14 @@
         </w:trPr>
         <w:tc>
           <w:tcPr>
-            <w:tcW w:w="0" w:type="auto"/>
-            <w:shd w:val="clear" w:color="auto" w:fill="D9D9D9"/>
+            <w:tcW w:w="2299" w:type="dxa"/>
+            <w:tcBorders>
+              <w:top w:val="single" w:sz="4" w:space="0" w:color="000000"/>
+              <w:left w:val="single" w:sz="4" w:space="0" w:color="000000"/>
+              <w:bottom w:val="single" w:sz="4" w:space="0" w:color="000000"/>
+              <w:right w:val="single" w:sz="4" w:space="0" w:color="000000"/>
+            </w:tcBorders>
+            <w:shd w:val="clear" w:color="auto" w:fill="F2F2F2" w:themeFill="background1" w:themeFillShade="F2"/>
             <w:tcMar>
               <w:top w:w="0" w:type="dxa"/>
               <w:left w:w="100" w:type="dxa"/>
@@ -2075,22 +2518,42 @@
             <w:pPr>
               <w:rPr>
                 <w:rFonts w:asciiTheme="majorHAnsi" w:eastAsia="Calibri" w:hAnsiTheme="majorHAnsi" w:cstheme="majorHAnsi"/>
-                <w:lang w:val="pt-BR"/>
               </w:rPr>
             </w:pPr>
+            <w:proofErr w:type="spellStart"/>
             <w:r>
               <w:rPr>
                 <w:rFonts w:asciiTheme="majorHAnsi" w:eastAsia="Calibri" w:hAnsiTheme="majorHAnsi" w:cstheme="majorHAnsi"/>
-                <w:lang w:val="pt-BR"/>
-              </w:rPr>
-              <w:t>Pedras/Cristais</w:t>
-            </w:r>
+              </w:rPr>
+              <w:t>Pedras</w:t>
+            </w:r>
+            <w:proofErr w:type="spellEnd"/>
+            <w:r>
+              <w:rPr>
+                <w:rFonts w:asciiTheme="majorHAnsi" w:eastAsia="Calibri" w:hAnsiTheme="majorHAnsi" w:cstheme="majorHAnsi"/>
+              </w:rPr>
+              <w:t>/</w:t>
+            </w:r>
+            <w:proofErr w:type="spellStart"/>
+            <w:r>
+              <w:rPr>
+                <w:rFonts w:asciiTheme="majorHAnsi" w:eastAsia="Calibri" w:hAnsiTheme="majorHAnsi" w:cstheme="majorHAnsi"/>
+              </w:rPr>
+              <w:t>Cristais</w:t>
+            </w:r>
+            <w:proofErr w:type="spellEnd"/>
           </w:p>
         </w:tc>
         <w:tc>
           <w:tcPr>
             <w:tcW w:w="1524" w:type="dxa"/>
-            <w:shd w:val="clear" w:color="auto" w:fill="D9D9D9"/>
+            <w:tcBorders>
+              <w:top w:val="single" w:sz="4" w:space="0" w:color="000000"/>
+              <w:left w:val="single" w:sz="4" w:space="0" w:color="000000"/>
+              <w:bottom w:val="single" w:sz="4" w:space="0" w:color="000000"/>
+              <w:right w:val="single" w:sz="4" w:space="0" w:color="000000"/>
+            </w:tcBorders>
+            <w:shd w:val="clear" w:color="auto" w:fill="F2F2F2" w:themeFill="background1" w:themeFillShade="F2"/>
             <w:tcMar>
               <w:top w:w="0" w:type="dxa"/>
               <w:left w:w="100" w:type="dxa"/>
@@ -2103,13 +2566,11 @@
             <w:pPr>
               <w:rPr>
                 <w:rFonts w:asciiTheme="majorHAnsi" w:eastAsia="Calibri" w:hAnsiTheme="majorHAnsi" w:cstheme="majorHAnsi"/>
-                <w:lang w:val="pt-BR"/>
               </w:rPr>
             </w:pPr>
             <w:r>
               <w:rPr>
                 <w:rFonts w:asciiTheme="majorHAnsi" w:eastAsia="Calibri" w:hAnsiTheme="majorHAnsi" w:cstheme="majorHAnsi"/>
-                <w:lang w:val="pt-BR"/>
               </w:rPr>
               <w:t>&lt;0,300</w:t>
             </w:r>
@@ -2118,7 +2579,13 @@
         <w:tc>
           <w:tcPr>
             <w:tcW w:w="6967" w:type="dxa"/>
-            <w:shd w:val="clear" w:color="auto" w:fill="D9D9D9"/>
+            <w:tcBorders>
+              <w:top w:val="single" w:sz="4" w:space="0" w:color="000000"/>
+              <w:left w:val="single" w:sz="4" w:space="0" w:color="000000"/>
+              <w:bottom w:val="single" w:sz="4" w:space="0" w:color="000000"/>
+              <w:right w:val="single" w:sz="4" w:space="0" w:color="000000"/>
+            </w:tcBorders>
+            <w:shd w:val="clear" w:color="auto" w:fill="F2F2F2" w:themeFill="background1" w:themeFillShade="F2"/>
             <w:tcMar>
               <w:top w:w="0" w:type="dxa"/>
               <w:left w:w="100" w:type="dxa"/>
@@ -2131,38 +2598,96 @@
             <w:pPr>
               <w:rPr>
                 <w:rFonts w:asciiTheme="majorHAnsi" w:eastAsia="Calibri" w:hAnsiTheme="majorHAnsi" w:cstheme="majorHAnsi"/>
-                <w:lang w:val="pt-BR"/>
               </w:rPr>
             </w:pPr>
+            <w:proofErr w:type="spellStart"/>
             <w:r>
               <w:rPr>
                 <w:rFonts w:asciiTheme="majorHAnsi" w:eastAsia="Calibri" w:hAnsiTheme="majorHAnsi" w:cstheme="majorHAnsi"/>
-                <w:lang w:val="pt-BR"/>
-              </w:rPr>
-              <w:t>Altamente benéfica, tanto no aspecto físico como no emocional.</w:t>
+              </w:rPr>
+              <w:t>Altamente</w:t>
+            </w:r>
+            <w:proofErr w:type="spellEnd"/>
+            <w:r>
+              <w:rPr>
+                <w:rFonts w:asciiTheme="majorHAnsi" w:eastAsia="Calibri" w:hAnsiTheme="majorHAnsi" w:cstheme="majorHAnsi"/>
+              </w:rPr>
+              <w:t xml:space="preserve"> </w:t>
+            </w:r>
+            <w:proofErr w:type="spellStart"/>
+            <w:r>
+              <w:rPr>
+                <w:rFonts w:asciiTheme="majorHAnsi" w:eastAsia="Calibri" w:hAnsiTheme="majorHAnsi" w:cstheme="majorHAnsi"/>
+              </w:rPr>
+              <w:t>benéfica</w:t>
+            </w:r>
+            <w:proofErr w:type="spellEnd"/>
+            <w:r>
+              <w:rPr>
+                <w:rFonts w:asciiTheme="majorHAnsi" w:eastAsia="Calibri" w:hAnsiTheme="majorHAnsi" w:cstheme="majorHAnsi"/>
+              </w:rPr>
+              <w:t xml:space="preserve">, tanto no </w:t>
+            </w:r>
+            <w:proofErr w:type="spellStart"/>
+            <w:r>
+              <w:rPr>
+                <w:rFonts w:asciiTheme="majorHAnsi" w:eastAsia="Calibri" w:hAnsiTheme="majorHAnsi" w:cstheme="majorHAnsi"/>
+              </w:rPr>
+              <w:t>aspecto</w:t>
+            </w:r>
+            <w:proofErr w:type="spellEnd"/>
+            <w:r>
+              <w:rPr>
+                <w:rFonts w:asciiTheme="majorHAnsi" w:eastAsia="Calibri" w:hAnsiTheme="majorHAnsi" w:cstheme="majorHAnsi"/>
+              </w:rPr>
+              <w:t xml:space="preserve"> </w:t>
+            </w:r>
+            <w:proofErr w:type="spellStart"/>
+            <w:r>
+              <w:rPr>
+                <w:rFonts w:asciiTheme="majorHAnsi" w:eastAsia="Calibri" w:hAnsiTheme="majorHAnsi" w:cstheme="majorHAnsi"/>
+              </w:rPr>
+              <w:t>físico</w:t>
+            </w:r>
+            <w:proofErr w:type="spellEnd"/>
+            <w:r>
+              <w:rPr>
+                <w:rFonts w:asciiTheme="majorHAnsi" w:eastAsia="Calibri" w:hAnsiTheme="majorHAnsi" w:cstheme="majorHAnsi"/>
+              </w:rPr>
+              <w:t xml:space="preserve"> </w:t>
+            </w:r>
+            <w:proofErr w:type="spellStart"/>
+            <w:r>
+              <w:rPr>
+                <w:rFonts w:asciiTheme="majorHAnsi" w:eastAsia="Calibri" w:hAnsiTheme="majorHAnsi" w:cstheme="majorHAnsi"/>
+              </w:rPr>
+              <w:t>como</w:t>
+            </w:r>
+            <w:proofErr w:type="spellEnd"/>
+            <w:r>
+              <w:rPr>
+                <w:rFonts w:asciiTheme="majorHAnsi" w:eastAsia="Calibri" w:hAnsiTheme="majorHAnsi" w:cstheme="majorHAnsi"/>
+              </w:rPr>
+              <w:t xml:space="preserve"> no </w:t>
+            </w:r>
+            <w:proofErr w:type="spellStart"/>
+            <w:r>
+              <w:rPr>
+                <w:rFonts w:asciiTheme="majorHAnsi" w:eastAsia="Calibri" w:hAnsiTheme="majorHAnsi" w:cstheme="majorHAnsi"/>
+              </w:rPr>
+              <w:t>emocional</w:t>
+            </w:r>
+            <w:proofErr w:type="spellEnd"/>
+            <w:r>
+              <w:rPr>
+                <w:rFonts w:asciiTheme="majorHAnsi" w:eastAsia="Calibri" w:hAnsiTheme="majorHAnsi" w:cstheme="majorHAnsi"/>
+              </w:rPr>
+              <w:t>.</w:t>
             </w:r>
           </w:p>
         </w:tc>
       </w:tr>
     </w:tbl>
-    <w:p>
-      <w:pPr>
-        <w:rPr>
-          <w:rFonts w:ascii="Calibri" w:eastAsia="Calibri" w:hAnsi="Calibri" w:cs="Calibri"/>
-          <w:b/>
-          <w:bCs/>
-        </w:rPr>
-      </w:pPr>
-    </w:p>
-    <w:p>
-      <w:pPr>
-        <w:rPr>
-          <w:rFonts w:ascii="Calibri" w:eastAsia="Calibri" w:hAnsi="Calibri" w:cs="Calibri"/>
-          <w:b/>
-          <w:bCs/>
-        </w:rPr>
-      </w:pPr>
-    </w:p>
     <w:p>
       <w:pPr>
         <w:rPr>
@@ -2186,7 +2711,6 @@
           <w:b/>
           <w:bCs/>
         </w:rPr>
-        <w:lastRenderedPageBreak/>
         <w:t>4. RESULTADOS DAS ANÁLISES</w:t>
       </w:r>
     </w:p>
@@ -2336,29 +2860,14 @@
                 <w:rFonts w:ascii="Calibri" w:eastAsia="Calibri" w:hAnsi="Calibri" w:cs="Calibri"/>
                 <w:lang w:val="en-US"/>
               </w:rPr>
-              <w:t>_</w:t>
-            </w:r>
-            <w:proofErr w:type="gramStart"/>
-            <w:r>
-              <w:rPr>
-                <w:rFonts w:ascii="Calibri" w:eastAsia="Calibri" w:hAnsi="Calibri" w:cs="Calibri"/>
-                <w:lang w:val="en-US"/>
-              </w:rPr>
-              <w:t>patologies</w:t>
+              <w:t>_patologies</w:t>
             </w:r>
             <w:proofErr w:type="spellEnd"/>
             <w:r>
               <w:rPr>
                 <w:rFonts w:ascii="Calibri" w:eastAsia="Calibri" w:hAnsi="Calibri" w:cs="Calibri"/>
               </w:rPr>
-              <w:t>.items()%</w:t>
-            </w:r>
-            <w:proofErr w:type="gramEnd"/>
-            <w:r>
-              <w:rPr>
-                <w:rFonts w:ascii="Calibri" w:eastAsia="Calibri" w:hAnsi="Calibri" w:cs="Calibri"/>
-              </w:rPr>
-              <w:t>}</w:t>
+              <w:t>.items()%}</w:t>
             </w:r>
           </w:p>
         </w:tc>
@@ -2519,6 +3028,7 @@
                 <w:bCs/>
                 <w:lang w:val="pt-BR"/>
               </w:rPr>
+              <w:lastRenderedPageBreak/>
               <w:t> MICRORGANISMOS PARTE 1 – TIPO – SINTOMAS FREQUENTES</w:t>
             </w:r>
           </w:p>
@@ -2613,7 +3123,6 @@
               <w:t>{{</w:t>
             </w:r>
             <w:proofErr w:type="spellStart"/>
-            <w:proofErr w:type="gramStart"/>
             <w:r>
               <w:rPr>
                 <w:rFonts w:ascii="Calibri" w:eastAsia="Calibri" w:hAnsi="Calibri" w:cs="Calibri"/>
@@ -2623,7 +3132,6 @@
               <w:t>item.nome</w:t>
             </w:r>
             <w:proofErr w:type="spellEnd"/>
-            <w:proofErr w:type="gramEnd"/>
             <w:r>
               <w:rPr>
                 <w:rFonts w:ascii="Calibri" w:eastAsia="Calibri" w:hAnsi="Calibri" w:cs="Calibri"/>
@@ -2645,7 +3153,6 @@
               <w:t>{{</w:t>
             </w:r>
             <w:proofErr w:type="spellStart"/>
-            <w:proofErr w:type="gramStart"/>
             <w:r>
               <w:rPr>
                 <w:rFonts w:ascii="Calibri" w:eastAsia="Calibri" w:hAnsi="Calibri" w:cs="Calibri"/>
@@ -2653,7 +3160,6 @@
               <w:t>item.tipo</w:t>
             </w:r>
             <w:proofErr w:type="spellEnd"/>
-            <w:proofErr w:type="gramEnd"/>
             <w:r>
               <w:rPr>
                 <w:rFonts w:ascii="Calibri" w:eastAsia="Calibri" w:hAnsi="Calibri" w:cs="Calibri"/>
@@ -2685,7 +3191,6 @@
               <w:t>{{</w:t>
             </w:r>
             <w:proofErr w:type="spellStart"/>
-            <w:proofErr w:type="gramStart"/>
             <w:r>
               <w:rPr>
                 <w:rFonts w:ascii="Calibri" w:eastAsia="Calibri" w:hAnsi="Calibri" w:cs="Calibri"/>
@@ -2693,7 +3198,6 @@
               <w:t>item.sintomas</w:t>
             </w:r>
             <w:proofErr w:type="spellEnd"/>
-            <w:proofErr w:type="gramEnd"/>
             <w:r>
               <w:rPr>
                 <w:rFonts w:ascii="Calibri" w:eastAsia="Calibri" w:hAnsi="Calibri" w:cs="Calibri"/>
@@ -2721,7 +3225,6 @@
               <w:t>{{</w:t>
             </w:r>
             <w:proofErr w:type="spellStart"/>
-            <w:proofErr w:type="gramStart"/>
             <w:r>
               <w:rPr>
                 <w:rFonts w:ascii="Calibri" w:eastAsia="Calibri" w:hAnsi="Calibri" w:cs="Calibri"/>
@@ -2729,7 +3232,6 @@
               <w:t>item.D</w:t>
             </w:r>
             <w:proofErr w:type="spellEnd"/>
-            <w:proofErr w:type="gramEnd"/>
             <w:r>
               <w:rPr>
                 <w:rFonts w:ascii="Calibri" w:eastAsia="Calibri" w:hAnsi="Calibri" w:cs="Calibri"/>
@@ -2958,7 +3460,6 @@
               <w:t>{{</w:t>
             </w:r>
             <w:proofErr w:type="spellStart"/>
-            <w:proofErr w:type="gramStart"/>
             <w:r>
               <w:rPr>
                 <w:rFonts w:ascii="Calibri" w:eastAsia="Calibri" w:hAnsi="Calibri" w:cs="Calibri"/>
@@ -2968,7 +3469,6 @@
               <w:t>item.nome</w:t>
             </w:r>
             <w:proofErr w:type="spellEnd"/>
-            <w:proofErr w:type="gramEnd"/>
             <w:r>
               <w:rPr>
                 <w:rFonts w:ascii="Calibri" w:eastAsia="Calibri" w:hAnsi="Calibri" w:cs="Calibri"/>
@@ -2984,7 +3484,6 @@
               <w:t xml:space="preserve"> – {{</w:t>
             </w:r>
             <w:proofErr w:type="spellStart"/>
-            <w:proofErr w:type="gramStart"/>
             <w:r>
               <w:rPr>
                 <w:rFonts w:ascii="Calibri" w:eastAsia="Calibri" w:hAnsi="Calibri" w:cs="Calibri"/>
@@ -2992,7 +3491,6 @@
               <w:t>item.tipo</w:t>
             </w:r>
             <w:proofErr w:type="spellEnd"/>
-            <w:proofErr w:type="gramEnd"/>
             <w:r>
               <w:rPr>
                 <w:rFonts w:ascii="Calibri" w:eastAsia="Calibri" w:hAnsi="Calibri" w:cs="Calibri"/>
@@ -3012,7 +3510,6 @@
               <w:t xml:space="preserve"> {{</w:t>
             </w:r>
             <w:proofErr w:type="spellStart"/>
-            <w:proofErr w:type="gramStart"/>
             <w:r>
               <w:rPr>
                 <w:rFonts w:ascii="Calibri" w:eastAsia="Calibri" w:hAnsi="Calibri" w:cs="Calibri"/>
@@ -3020,7 +3517,6 @@
               <w:t>item.sintomas</w:t>
             </w:r>
             <w:proofErr w:type="spellEnd"/>
-            <w:proofErr w:type="gramEnd"/>
             <w:r>
               <w:rPr>
                 <w:rFonts w:ascii="Calibri" w:eastAsia="Calibri" w:hAnsi="Calibri" w:cs="Calibri"/>
@@ -3048,7 +3544,6 @@
               <w:t>{{</w:t>
             </w:r>
             <w:proofErr w:type="spellStart"/>
-            <w:proofErr w:type="gramStart"/>
             <w:r>
               <w:rPr>
                 <w:rFonts w:ascii="Calibri" w:eastAsia="Calibri" w:hAnsi="Calibri" w:cs="Calibri"/>
@@ -3056,7 +3551,6 @@
               <w:t>item.D</w:t>
             </w:r>
             <w:proofErr w:type="spellEnd"/>
-            <w:proofErr w:type="gramEnd"/>
             <w:r>
               <w:rPr>
                 <w:rFonts w:ascii="Calibri" w:eastAsia="Calibri" w:hAnsi="Calibri" w:cs="Calibri"/>
@@ -3266,7 +3760,6 @@
               <w:t>{{</w:t>
             </w:r>
             <w:proofErr w:type="spellStart"/>
-            <w:proofErr w:type="gramStart"/>
             <w:r>
               <w:rPr>
                 <w:rFonts w:ascii="Calibri" w:eastAsia="Calibri" w:hAnsi="Calibri" w:cs="Calibri"/>
@@ -3276,7 +3769,6 @@
               <w:t>item.nome</w:t>
             </w:r>
             <w:proofErr w:type="spellEnd"/>
-            <w:proofErr w:type="gramEnd"/>
             <w:r>
               <w:rPr>
                 <w:rFonts w:ascii="Calibri" w:eastAsia="Calibri" w:hAnsi="Calibri" w:cs="Calibri"/>
@@ -3314,7 +3806,6 @@
               <w:t>{{</w:t>
             </w:r>
             <w:proofErr w:type="spellStart"/>
-            <w:proofErr w:type="gramStart"/>
             <w:r>
               <w:rPr>
                 <w:rFonts w:ascii="Calibri" w:eastAsia="Calibri" w:hAnsi="Calibri" w:cs="Calibri"/>
@@ -3322,7 +3813,6 @@
               <w:t>item.efeitos</w:t>
             </w:r>
             <w:proofErr w:type="spellEnd"/>
-            <w:proofErr w:type="gramEnd"/>
             <w:r>
               <w:rPr>
                 <w:rFonts w:ascii="Calibri" w:eastAsia="Calibri" w:hAnsi="Calibri" w:cs="Calibri"/>
@@ -3350,7 +3840,6 @@
               <w:t>{{</w:t>
             </w:r>
             <w:proofErr w:type="spellStart"/>
-            <w:proofErr w:type="gramStart"/>
             <w:r>
               <w:rPr>
                 <w:rFonts w:ascii="Calibri" w:eastAsia="Calibri" w:hAnsi="Calibri" w:cs="Calibri"/>
@@ -3358,7 +3847,6 @@
               <w:t>item.D</w:t>
             </w:r>
             <w:proofErr w:type="spellEnd"/>
-            <w:proofErr w:type="gramEnd"/>
             <w:r>
               <w:rPr>
                 <w:rFonts w:ascii="Calibri" w:eastAsia="Calibri" w:hAnsi="Calibri" w:cs="Calibri"/>
@@ -3637,23 +4125,13 @@
                 <w:bCs/>
               </w:rPr>
             </w:pPr>
-            <w:proofErr w:type="gramStart"/>
             <w:r>
               <w:rPr>
                 <w:rFonts w:ascii="Calibri" w:eastAsia="Calibri" w:hAnsi="Calibri" w:cs="Calibri"/>
                 <w:b/>
                 <w:bCs/>
               </w:rPr>
-              <w:t>A</w:t>
-            </w:r>
-            <w:proofErr w:type="gramEnd"/>
-            <w:r>
-              <w:rPr>
-                <w:rFonts w:ascii="Calibri" w:eastAsia="Calibri" w:hAnsi="Calibri" w:cs="Calibri"/>
-                <w:b/>
-                <w:bCs/>
-              </w:rPr>
-              <w:t xml:space="preserve"> EVITAR</w:t>
+              <w:t>A EVITAR</w:t>
             </w:r>
           </w:p>
         </w:tc>
@@ -3783,7 +4261,6 @@
               </w:rPr>
               <w:t>{{</w:t>
             </w:r>
-            <w:proofErr w:type="gramStart"/>
             <w:r>
               <w:rPr>
                 <w:rFonts w:ascii="Calibri" w:eastAsia="Calibri" w:hAnsi="Calibri" w:cs="Calibri"/>
@@ -3794,14 +4271,7 @@
               <w:rPr>
                 <w:rFonts w:ascii="Calibri" w:eastAsia="Calibri" w:hAnsi="Calibri" w:cs="Calibri"/>
               </w:rPr>
-              <w:t>[</w:t>
-            </w:r>
-            <w:proofErr w:type="gramEnd"/>
-            <w:r>
-              <w:rPr>
-                <w:rFonts w:ascii="Calibri" w:eastAsia="Calibri" w:hAnsi="Calibri" w:cs="Calibri"/>
-              </w:rPr>
-              <w:t>0]</w:t>
+              <w:t>[0]</w:t>
             </w:r>
             <w:r>
               <w:rPr>
@@ -3829,7 +4299,6 @@
                 <w:rFonts w:ascii="Calibri" w:eastAsia="Calibri" w:hAnsi="Calibri" w:cs="Calibri"/>
               </w:rPr>
             </w:pPr>
-            <w:proofErr w:type="gramStart"/>
             <w:r>
               <w:rPr>
                 <w:rFonts w:ascii="Calibri" w:eastAsia="Calibri" w:hAnsi="Calibri" w:cs="Calibri"/>
@@ -3840,14 +4309,7 @@
               <w:rPr>
                 <w:rFonts w:ascii="Calibri" w:eastAsia="Calibri" w:hAnsi="Calibri" w:cs="Calibri"/>
               </w:rPr>
-              <w:t xml:space="preserve"> row</w:t>
-            </w:r>
-            <w:proofErr w:type="gramEnd"/>
-            <w:r>
-              <w:rPr>
-                <w:rFonts w:ascii="Calibri" w:eastAsia="Calibri" w:hAnsi="Calibri" w:cs="Calibri"/>
-              </w:rPr>
-              <w:t>[1]</w:t>
+              <w:t xml:space="preserve"> row[1]</w:t>
             </w:r>
             <w:r>
               <w:rPr>
@@ -3881,19 +4343,11 @@
               </w:rPr>
               <w:t>{{</w:t>
             </w:r>
-            <w:proofErr w:type="gramStart"/>
-            <w:r>
-              <w:rPr>
-                <w:rFonts w:ascii="Calibri" w:eastAsia="Calibri" w:hAnsi="Calibri" w:cs="Calibri"/>
-              </w:rPr>
-              <w:t>row[</w:t>
-            </w:r>
-            <w:proofErr w:type="gramEnd"/>
-            <w:r>
-              <w:rPr>
-                <w:rFonts w:ascii="Calibri" w:eastAsia="Calibri" w:hAnsi="Calibri" w:cs="Calibri"/>
-              </w:rPr>
-              <w:t>2]</w:t>
+            <w:r>
+              <w:rPr>
+                <w:rFonts w:ascii="Calibri" w:eastAsia="Calibri" w:hAnsi="Calibri" w:cs="Calibri"/>
+              </w:rPr>
+              <w:t>row[2]</w:t>
             </w:r>
             <w:r>
               <w:rPr>
@@ -3921,7 +4375,6 @@
                 <w:rFonts w:ascii="Calibri" w:eastAsia="Calibri" w:hAnsi="Calibri" w:cs="Calibri"/>
               </w:rPr>
             </w:pPr>
-            <w:proofErr w:type="gramStart"/>
             <w:r>
               <w:rPr>
                 <w:rFonts w:ascii="Calibri" w:eastAsia="Calibri" w:hAnsi="Calibri" w:cs="Calibri"/>
@@ -3932,14 +4385,7 @@
               <w:rPr>
                 <w:rFonts w:ascii="Calibri" w:eastAsia="Calibri" w:hAnsi="Calibri" w:cs="Calibri"/>
               </w:rPr>
-              <w:t xml:space="preserve"> row</w:t>
-            </w:r>
-            <w:proofErr w:type="gramEnd"/>
-            <w:r>
-              <w:rPr>
-                <w:rFonts w:ascii="Calibri" w:eastAsia="Calibri" w:hAnsi="Calibri" w:cs="Calibri"/>
-              </w:rPr>
-              <w:t>[3]</w:t>
+              <w:t xml:space="preserve"> row[3]</w:t>
             </w:r>
             <w:r>
               <w:rPr>
@@ -3967,7 +4413,6 @@
                 <w:rFonts w:ascii="Calibri" w:eastAsia="Calibri" w:hAnsi="Calibri" w:cs="Calibri"/>
               </w:rPr>
             </w:pPr>
-            <w:proofErr w:type="gramStart"/>
             <w:r>
               <w:rPr>
                 <w:rFonts w:ascii="Calibri" w:eastAsia="Calibri" w:hAnsi="Calibri" w:cs="Calibri"/>
@@ -3978,14 +4423,7 @@
               <w:rPr>
                 <w:rFonts w:ascii="Calibri" w:eastAsia="Calibri" w:hAnsi="Calibri" w:cs="Calibri"/>
               </w:rPr>
-              <w:t xml:space="preserve"> row</w:t>
-            </w:r>
-            <w:proofErr w:type="gramEnd"/>
-            <w:r>
-              <w:rPr>
-                <w:rFonts w:ascii="Calibri" w:eastAsia="Calibri" w:hAnsi="Calibri" w:cs="Calibri"/>
-              </w:rPr>
-              <w:t>[4]</w:t>
+              <w:t xml:space="preserve"> row[4]</w:t>
             </w:r>
             <w:r>
               <w:rPr>
@@ -4013,7 +4451,6 @@
                 <w:rFonts w:ascii="Calibri" w:eastAsia="Calibri" w:hAnsi="Calibri" w:cs="Calibri"/>
               </w:rPr>
             </w:pPr>
-            <w:proofErr w:type="gramStart"/>
             <w:r>
               <w:rPr>
                 <w:rFonts w:ascii="Calibri" w:eastAsia="Calibri" w:hAnsi="Calibri" w:cs="Calibri"/>
@@ -4024,14 +4461,7 @@
               <w:rPr>
                 <w:rFonts w:ascii="Calibri" w:eastAsia="Calibri" w:hAnsi="Calibri" w:cs="Calibri"/>
               </w:rPr>
-              <w:t xml:space="preserve"> row</w:t>
-            </w:r>
-            <w:proofErr w:type="gramEnd"/>
-            <w:r>
-              <w:rPr>
-                <w:rFonts w:ascii="Calibri" w:eastAsia="Calibri" w:hAnsi="Calibri" w:cs="Calibri"/>
-              </w:rPr>
-              <w:t>[5]</w:t>
+              <w:t xml:space="preserve"> row[5]</w:t>
             </w:r>
             <w:r>
               <w:rPr>
@@ -4330,28 +4760,14 @@
               <w:rPr>
                 <w:rFonts w:ascii="Calibri" w:eastAsia="Calibri" w:hAnsi="Calibri" w:cs="Calibri"/>
               </w:rPr>
-              <w:t>table_</w:t>
-            </w:r>
-            <w:proofErr w:type="gramStart"/>
-            <w:r>
-              <w:rPr>
-                <w:rFonts w:ascii="Calibri" w:eastAsia="Calibri" w:hAnsi="Calibri" w:cs="Calibri"/>
-              </w:rPr>
-              <w:t>emotions.items</w:t>
+              <w:t>table_emotions.items</w:t>
             </w:r>
             <w:proofErr w:type="spellEnd"/>
             <w:r>
               <w:rPr>
                 <w:rFonts w:ascii="Calibri" w:eastAsia="Calibri" w:hAnsi="Calibri" w:cs="Calibri"/>
               </w:rPr>
-              <w:t>()%</w:t>
-            </w:r>
-            <w:proofErr w:type="gramEnd"/>
-            <w:r>
-              <w:rPr>
-                <w:rFonts w:ascii="Calibri" w:eastAsia="Calibri" w:hAnsi="Calibri" w:cs="Calibri"/>
-              </w:rPr>
-              <w:t>}</w:t>
+              <w:t>()%}</w:t>
             </w:r>
           </w:p>
         </w:tc>
@@ -4509,7 +4925,6 @@
                 <w:b/>
                 <w:bCs/>
               </w:rPr>
-              <w:lastRenderedPageBreak/>
               <w:t>PEDRA/CRISTAL</w:t>
             </w:r>
           </w:p>
@@ -4676,7 +5091,6 @@
               <w:t>{{</w:t>
             </w:r>
             <w:proofErr w:type="spellStart"/>
-            <w:proofErr w:type="gramStart"/>
             <w:r>
               <w:rPr>
                 <w:rFonts w:ascii="Calibri" w:eastAsia="Calibri" w:hAnsi="Calibri" w:cs="Calibri"/>
@@ -4684,7 +5098,6 @@
               <w:t>item.cristal</w:t>
             </w:r>
             <w:proofErr w:type="spellEnd"/>
-            <w:proofErr w:type="gramEnd"/>
             <w:r>
               <w:rPr>
                 <w:rFonts w:ascii="Calibri" w:eastAsia="Calibri" w:hAnsi="Calibri" w:cs="Calibri"/>
@@ -4718,21 +5131,12 @@
               <w:t>{{</w:t>
             </w:r>
             <w:proofErr w:type="spellStart"/>
-            <w:proofErr w:type="gramStart"/>
             <w:r>
               <w:rPr>
                 <w:rFonts w:ascii="Calibri" w:eastAsia="Calibri" w:hAnsi="Calibri" w:cs="Calibri"/>
                 <w:lang w:val="pt-BR"/>
               </w:rPr>
-              <w:t>item.beneficios</w:t>
-            </w:r>
-            <w:proofErr w:type="gramEnd"/>
-            <w:r>
-              <w:rPr>
-                <w:rFonts w:ascii="Calibri" w:eastAsia="Calibri" w:hAnsi="Calibri" w:cs="Calibri"/>
-                <w:lang w:val="pt-BR"/>
-              </w:rPr>
-              <w:t>_fisicos</w:t>
+              <w:t>item.beneficios_fisicos</w:t>
             </w:r>
             <w:proofErr w:type="spellEnd"/>
             <w:r>
@@ -4769,21 +5173,12 @@
               <w:t>{{</w:t>
             </w:r>
             <w:proofErr w:type="spellStart"/>
-            <w:proofErr w:type="gramStart"/>
             <w:r>
               <w:rPr>
                 <w:rFonts w:ascii="Calibri" w:eastAsia="Calibri" w:hAnsi="Calibri" w:cs="Calibri"/>
                 <w:lang w:val="pt-BR"/>
               </w:rPr>
-              <w:t>item.beneficios</w:t>
-            </w:r>
-            <w:proofErr w:type="gramEnd"/>
-            <w:r>
-              <w:rPr>
-                <w:rFonts w:ascii="Calibri" w:eastAsia="Calibri" w:hAnsi="Calibri" w:cs="Calibri"/>
-                <w:lang w:val="pt-BR"/>
-              </w:rPr>
-              <w:t>_emocionais</w:t>
+              <w:t>item.beneficios_emocionais</w:t>
             </w:r>
             <w:proofErr w:type="spellEnd"/>
             <w:r>
@@ -4819,7 +5214,6 @@
               <w:t>{{</w:t>
             </w:r>
             <w:proofErr w:type="spellStart"/>
-            <w:proofErr w:type="gramStart"/>
             <w:r>
               <w:rPr>
                 <w:rFonts w:ascii="Calibri" w:eastAsia="Calibri" w:hAnsi="Calibri" w:cs="Calibri"/>
@@ -4827,7 +5221,6 @@
               <w:t>item.D</w:t>
             </w:r>
             <w:proofErr w:type="spellEnd"/>
-            <w:proofErr w:type="gramEnd"/>
             <w:r>
               <w:rPr>
                 <w:rFonts w:ascii="Calibri" w:eastAsia="Calibri" w:hAnsi="Calibri" w:cs="Calibri"/>
@@ -5027,6 +5420,7 @@
           <w:rFonts w:ascii="Calibri" w:eastAsia="Calibri" w:hAnsi="Calibri" w:cs="Calibri"/>
           <w:lang w:val="pt-BR"/>
         </w:rPr>
+        <w:lastRenderedPageBreak/>
         <w:br/>
       </w:r>
       <w:proofErr w:type="spellStart"/>
@@ -6335,7 +6729,6 @@
   <w:style w:type="character" w:default="1" w:styleId="Fontepargpadro">
     <w:name w:val="Default Paragraph Font"/>
     <w:uiPriority w:val="1"/>
-    <w:semiHidden/>
     <w:unhideWhenUsed/>
   </w:style>
   <w:style w:type="table" w:default="1" w:styleId="Tabelanormal">
@@ -19650,28 +20043,28 @@
 </file>
 
 <file path=customXml/item1.xml><?xml version="1.0" encoding="utf-8"?>
+<b:Sources xmlns:b="http://schemas.openxmlformats.org/officeDocument/2006/bibliography" xmlns="http://schemas.openxmlformats.org/officeDocument/2006/bibliography" SelectedStyle="\APASixthEditionOfficeOnline.xsl" StyleName="APA" Version="6"/>
+</file>
+
+<file path=customXml/item2.xml><?xml version="1.0" encoding="utf-8"?>
 <go:gDocsCustomXmlDataStorage xmlns:go="http://customooxmlschemas.google.com/" xmlns:r="http://schemas.openxmlformats.org/officeDocument/2006/relationships" uri="GoogleDocsCustomDataVersion2">
   <go:docsCustomData xmlns:go="http://customooxmlschemas.google.com/" roundtripDataSignature="AMtx7miERh6qB16YFgczjzxyVSGtOW3B2w==">CgMxLjAyDmguMWMxb2N3Z3B1MzR3Mg5oLmF2eTVmMmJlM2UwbDgAciExSkJZOWw4YnlDYUdQMC1mdi1EZV9mdEFUSW9OQ1FiQnQ=</go:docsCustomData>
 </go:gDocsCustomXmlDataStorage>
 </file>
 
-<file path=customXml/item2.xml><?xml version="1.0" encoding="utf-8"?>
-<b:Sources xmlns:b="http://schemas.openxmlformats.org/officeDocument/2006/bibliography" xmlns="http://schemas.openxmlformats.org/officeDocument/2006/bibliography" SelectedStyle="\APASixthEditionOfficeOnline.xsl" StyleName="APA" Version="6"/>
+<file path=customXml/itemProps1.xml><?xml version="1.0" encoding="utf-8"?>
+<ds:datastoreItem xmlns:ds="http://schemas.openxmlformats.org/officeDocument/2006/customXml" ds:itemID="{1DD36646-2C87-4901-8585-215AEA719133}">
+  <ds:schemaRefs>
+    <ds:schemaRef ds:uri="http://schemas.openxmlformats.org/officeDocument/2006/bibliography"/>
+  </ds:schemaRefs>
+</ds:datastoreItem>
 </file>
 
-<file path=customXml/itemProps1.xml><?xml version="1.0" encoding="utf-8"?>
+<file path=customXml/itemProps2.xml><?xml version="1.0" encoding="utf-8"?>
 <ds:datastoreItem xmlns:ds="http://schemas.openxmlformats.org/officeDocument/2006/customXml" ds:itemID="{11111111-1234-1234-1234-123412341234}">
   <ds:schemaRefs>
     <ds:schemaRef ds:uri="http://customooxmlschemas.google.com/"/>
     <ds:schemaRef ds:uri="http://schemas.openxmlformats.org/officeDocument/2006/relationships"/>
   </ds:schemaRefs>
 </ds:datastoreItem>
-</file>
-
-<file path=customXml/itemProps2.xml><?xml version="1.0" encoding="utf-8"?>
-<ds:datastoreItem xmlns:ds="http://schemas.openxmlformats.org/officeDocument/2006/customXml" ds:itemID="{1DD36646-2C87-4901-8585-215AEA719133}">
-  <ds:schemaRefs>
-    <ds:schemaRef ds:uri="http://schemas.openxmlformats.org/officeDocument/2006/bibliography"/>
-  </ds:schemaRefs>
-</ds:datastoreItem>
 </file>
--- a/src/assets/report/relatorio_bienestar_1.docx
+++ b/src/assets/report/relatorio_bienestar_1.docx
@@ -210,7 +210,23 @@
           <w:rFonts w:asciiTheme="majorHAnsi" w:eastAsia="Calibri" w:hAnsiTheme="majorHAnsi" w:cstheme="majorHAnsi"/>
           <w:lang w:val="pt-BR"/>
         </w:rPr>
-        <w:t>, mas auxilia na identificação de tendências de sobrecarga ou equilíbrio no seus sistemas.</w:t>
+        <w:t xml:space="preserve">, mas auxilia na identificação de tendências de sobrecarga ou equilíbrio </w:t>
+      </w:r>
+      <w:proofErr w:type="gramStart"/>
+      <w:r>
+        <w:rPr>
+          <w:rFonts w:asciiTheme="majorHAnsi" w:eastAsia="Calibri" w:hAnsiTheme="majorHAnsi" w:cstheme="majorHAnsi"/>
+          <w:lang w:val="pt-BR"/>
+        </w:rPr>
+        <w:t>no seus sistemas</w:t>
+      </w:r>
+      <w:proofErr w:type="gramEnd"/>
+      <w:r>
+        <w:rPr>
+          <w:rFonts w:asciiTheme="majorHAnsi" w:eastAsia="Calibri" w:hAnsiTheme="majorHAnsi" w:cstheme="majorHAnsi"/>
+          <w:lang w:val="pt-BR"/>
+        </w:rPr>
+        <w:t>.</w:t>
       </w:r>
     </w:p>
     <w:p>
@@ -1486,7 +1502,23 @@
                 <w:rFonts w:asciiTheme="majorHAnsi" w:eastAsia="Calibri" w:hAnsiTheme="majorHAnsi" w:cstheme="majorHAnsi"/>
                 <w:lang w:val="pt-BR"/>
               </w:rPr>
-              <w:t>Ressonância emocional aguda no momento atual.</w:t>
+              <w:t xml:space="preserve">Ressonância emocional aguda </w:t>
+            </w:r>
+            <w:proofErr w:type="gramStart"/>
+            <w:r>
+              <w:rPr>
+                <w:rFonts w:asciiTheme="majorHAnsi" w:eastAsia="Calibri" w:hAnsiTheme="majorHAnsi" w:cstheme="majorHAnsi"/>
+                <w:lang w:val="pt-BR"/>
+              </w:rPr>
+              <w:t>no momento atual</w:t>
+            </w:r>
+            <w:proofErr w:type="gramEnd"/>
+            <w:r>
+              <w:rPr>
+                <w:rFonts w:asciiTheme="majorHAnsi" w:eastAsia="Calibri" w:hAnsiTheme="majorHAnsi" w:cstheme="majorHAnsi"/>
+                <w:lang w:val="pt-BR"/>
+              </w:rPr>
+              <w:t>.</w:t>
             </w:r>
           </w:p>
         </w:tc>
@@ -2860,14 +2892,29 @@
                 <w:rFonts w:ascii="Calibri" w:eastAsia="Calibri" w:hAnsi="Calibri" w:cs="Calibri"/>
                 <w:lang w:val="en-US"/>
               </w:rPr>
-              <w:t>_patologies</w:t>
+              <w:t>_</w:t>
+            </w:r>
+            <w:proofErr w:type="gramStart"/>
+            <w:r>
+              <w:rPr>
+                <w:rFonts w:ascii="Calibri" w:eastAsia="Calibri" w:hAnsi="Calibri" w:cs="Calibri"/>
+                <w:lang w:val="en-US"/>
+              </w:rPr>
+              <w:t>patologies</w:t>
             </w:r>
             <w:proofErr w:type="spellEnd"/>
             <w:r>
               <w:rPr>
                 <w:rFonts w:ascii="Calibri" w:eastAsia="Calibri" w:hAnsi="Calibri" w:cs="Calibri"/>
               </w:rPr>
-              <w:t>.items()%}</w:t>
+              <w:t>.items()%</w:t>
+            </w:r>
+            <w:proofErr w:type="gramEnd"/>
+            <w:r>
+              <w:rPr>
+                <w:rFonts w:ascii="Calibri" w:eastAsia="Calibri" w:hAnsi="Calibri" w:cs="Calibri"/>
+              </w:rPr>
+              <w:t>}</w:t>
             </w:r>
           </w:p>
         </w:tc>
@@ -3123,6 +3170,7 @@
               <w:t>{{</w:t>
             </w:r>
             <w:proofErr w:type="spellStart"/>
+            <w:proofErr w:type="gramStart"/>
             <w:r>
               <w:rPr>
                 <w:rFonts w:ascii="Calibri" w:eastAsia="Calibri" w:hAnsi="Calibri" w:cs="Calibri"/>
@@ -3132,6 +3180,7 @@
               <w:t>item.nome</w:t>
             </w:r>
             <w:proofErr w:type="spellEnd"/>
+            <w:proofErr w:type="gramEnd"/>
             <w:r>
               <w:rPr>
                 <w:rFonts w:ascii="Calibri" w:eastAsia="Calibri" w:hAnsi="Calibri" w:cs="Calibri"/>
@@ -3153,6 +3202,7 @@
               <w:t>{{</w:t>
             </w:r>
             <w:proofErr w:type="spellStart"/>
+            <w:proofErr w:type="gramStart"/>
             <w:r>
               <w:rPr>
                 <w:rFonts w:ascii="Calibri" w:eastAsia="Calibri" w:hAnsi="Calibri" w:cs="Calibri"/>
@@ -3160,6 +3210,7 @@
               <w:t>item.tipo</w:t>
             </w:r>
             <w:proofErr w:type="spellEnd"/>
+            <w:proofErr w:type="gramEnd"/>
             <w:r>
               <w:rPr>
                 <w:rFonts w:ascii="Calibri" w:eastAsia="Calibri" w:hAnsi="Calibri" w:cs="Calibri"/>
@@ -3191,6 +3242,7 @@
               <w:t>{{</w:t>
             </w:r>
             <w:proofErr w:type="spellStart"/>
+            <w:proofErr w:type="gramStart"/>
             <w:r>
               <w:rPr>
                 <w:rFonts w:ascii="Calibri" w:eastAsia="Calibri" w:hAnsi="Calibri" w:cs="Calibri"/>
@@ -3198,6 +3250,7 @@
               <w:t>item.sintomas</w:t>
             </w:r>
             <w:proofErr w:type="spellEnd"/>
+            <w:proofErr w:type="gramEnd"/>
             <w:r>
               <w:rPr>
                 <w:rFonts w:ascii="Calibri" w:eastAsia="Calibri" w:hAnsi="Calibri" w:cs="Calibri"/>
@@ -3225,6 +3278,7 @@
               <w:t>{{</w:t>
             </w:r>
             <w:proofErr w:type="spellStart"/>
+            <w:proofErr w:type="gramStart"/>
             <w:r>
               <w:rPr>
                 <w:rFonts w:ascii="Calibri" w:eastAsia="Calibri" w:hAnsi="Calibri" w:cs="Calibri"/>
@@ -3232,6 +3286,7 @@
               <w:t>item.D</w:t>
             </w:r>
             <w:proofErr w:type="spellEnd"/>
+            <w:proofErr w:type="gramEnd"/>
             <w:r>
               <w:rPr>
                 <w:rFonts w:ascii="Calibri" w:eastAsia="Calibri" w:hAnsi="Calibri" w:cs="Calibri"/>
@@ -3293,6 +3348,286 @@
         </w:rPr>
       </w:pPr>
     </w:p>
+    <w:tbl>
+      <w:tblPr>
+        <w:tblW w:w="10915" w:type="dxa"/>
+        <w:tblInd w:w="-5" w:type="dxa"/>
+        <w:tblBorders>
+          <w:top w:val="single" w:sz="4" w:space="0" w:color="000000"/>
+          <w:left w:val="single" w:sz="4" w:space="0" w:color="000000"/>
+          <w:bottom w:val="single" w:sz="4" w:space="0" w:color="000000"/>
+          <w:right w:val="single" w:sz="4" w:space="0" w:color="000000"/>
+          <w:insideH w:val="single" w:sz="4" w:space="0" w:color="000000"/>
+          <w:insideV w:val="single" w:sz="4" w:space="0" w:color="000000"/>
+        </w:tblBorders>
+        <w:tblLayout w:type="fixed"/>
+        <w:tblLook w:val="0400" w:firstRow="0" w:lastRow="0" w:firstColumn="0" w:lastColumn="0" w:noHBand="0" w:noVBand="1"/>
+      </w:tblPr>
+      <w:tblGrid>
+        <w:gridCol w:w="5387"/>
+        <w:gridCol w:w="5528"/>
+      </w:tblGrid>
+      <w:tr>
+        <w:trPr>
+          <w:trHeight w:val="279"/>
+          <w:tblHeader/>
+        </w:trPr>
+        <w:tc>
+          <w:tcPr>
+            <w:tcW w:w="10915" w:type="dxa"/>
+            <w:gridSpan w:val="2"/>
+            <w:shd w:val="clear" w:color="auto" w:fill="D9D9D9"/>
+          </w:tcPr>
+          <w:p>
+            <w:pPr>
+              <w:spacing w:after="0" w:line="240" w:lineRule="auto"/>
+              <w:jc w:val="center"/>
+              <w:rPr>
+                <w:rFonts w:ascii="Calibri" w:eastAsia="Calibri" w:hAnsi="Calibri" w:cs="Calibri"/>
+                <w:b/>
+                <w:bCs/>
+                <w:lang w:val="pt-BR"/>
+              </w:rPr>
+            </w:pPr>
+            <w:r>
+              <w:rPr>
+                <w:rFonts w:ascii="Calibri" w:eastAsia="Calibri" w:hAnsi="Calibri" w:cs="Calibri"/>
+                <w:b/>
+                <w:bCs/>
+                <w:lang w:val="pt-BR"/>
+              </w:rPr>
+              <w:t>PERGUNTAS E RESPOSTAS ANAMNESE</w:t>
+            </w:r>
+          </w:p>
+        </w:tc>
+      </w:tr>
+      <w:tr>
+        <w:trPr>
+          <w:trHeight w:val="279"/>
+          <w:tblHeader/>
+        </w:trPr>
+        <w:tc>
+          <w:tcPr>
+            <w:tcW w:w="5387" w:type="dxa"/>
+            <w:shd w:val="clear" w:color="auto" w:fill="D9D9D9"/>
+          </w:tcPr>
+          <w:p>
+            <w:pPr>
+              <w:spacing w:after="0" w:line="240" w:lineRule="auto"/>
+              <w:jc w:val="center"/>
+              <w:rPr>
+                <w:rFonts w:ascii="Calibri" w:eastAsia="Calibri" w:hAnsi="Calibri" w:cs="Calibri"/>
+                <w:b/>
+                <w:bCs/>
+                <w:lang w:val="pt-BR"/>
+              </w:rPr>
+            </w:pPr>
+            <w:r>
+              <w:rPr>
+                <w:rFonts w:ascii="Calibri" w:eastAsia="Calibri" w:hAnsi="Calibri" w:cs="Calibri"/>
+                <w:b/>
+                <w:bCs/>
+                <w:lang w:val="pt-BR"/>
+              </w:rPr>
+              <w:t>PERGUNTA</w:t>
+            </w:r>
+          </w:p>
+        </w:tc>
+        <w:tc>
+          <w:tcPr>
+            <w:tcW w:w="5528" w:type="dxa"/>
+            <w:shd w:val="clear" w:color="auto" w:fill="D9D9D9"/>
+          </w:tcPr>
+          <w:p>
+            <w:pPr>
+              <w:spacing w:after="0" w:line="240" w:lineRule="auto"/>
+              <w:jc w:val="center"/>
+              <w:rPr>
+                <w:rFonts w:ascii="Calibri" w:eastAsia="Calibri" w:hAnsi="Calibri" w:cs="Calibri"/>
+                <w:b/>
+                <w:bCs/>
+                <w:lang w:val="pt-BR"/>
+              </w:rPr>
+            </w:pPr>
+            <w:r>
+              <w:rPr>
+                <w:rFonts w:ascii="Calibri" w:eastAsia="Calibri" w:hAnsi="Calibri" w:cs="Calibri"/>
+                <w:b/>
+                <w:bCs/>
+                <w:lang w:val="pt-BR"/>
+              </w:rPr>
+              <w:t>RESPOSTA</w:t>
+            </w:r>
+          </w:p>
+        </w:tc>
+      </w:tr>
+      <w:tr>
+        <w:trPr>
+          <w:trHeight w:val="279"/>
+        </w:trPr>
+        <w:tc>
+          <w:tcPr>
+            <w:tcW w:w="10915" w:type="dxa"/>
+            <w:gridSpan w:val="2"/>
+          </w:tcPr>
+          <w:p>
+            <w:pPr>
+              <w:spacing w:after="0" w:line="240" w:lineRule="auto"/>
+              <w:jc w:val="center"/>
+              <w:rPr>
+                <w:rFonts w:ascii="Calibri" w:eastAsia="Calibri" w:hAnsi="Calibri" w:cs="Calibri"/>
+              </w:rPr>
+            </w:pPr>
+            <w:r>
+              <w:rPr>
+                <w:rFonts w:ascii="Calibri" w:eastAsia="Calibri" w:hAnsi="Calibri" w:cs="Calibri"/>
+              </w:rPr>
+              <w:t xml:space="preserve">{%tr for item in </w:t>
+            </w:r>
+            <w:r>
+              <w:rPr>
+                <w:rFonts w:ascii="Calibri" w:eastAsia="Calibri" w:hAnsi="Calibri" w:cs="Calibri"/>
+              </w:rPr>
+              <w:t>anamnesis</w:t>
+            </w:r>
+            <w:r>
+              <w:rPr>
+                <w:rFonts w:ascii="Calibri" w:eastAsia="Calibri" w:hAnsi="Calibri" w:cs="Calibri"/>
+              </w:rPr>
+              <w:t xml:space="preserve"> </w:t>
+            </w:r>
+            <w:r>
+              <w:rPr>
+                <w:rFonts w:ascii="Calibri" w:eastAsia="Calibri" w:hAnsi="Calibri" w:cs="Calibri"/>
+              </w:rPr>
+              <w:t>%}</w:t>
+            </w:r>
+          </w:p>
+        </w:tc>
+      </w:tr>
+      <w:tr>
+        <w:trPr>
+          <w:trHeight w:val="279"/>
+        </w:trPr>
+        <w:tc>
+          <w:tcPr>
+            <w:tcW w:w="5387" w:type="dxa"/>
+          </w:tcPr>
+          <w:p>
+            <w:pPr>
+              <w:spacing w:after="0" w:line="240" w:lineRule="auto"/>
+              <w:rPr>
+                <w:rFonts w:ascii="Calibri" w:eastAsia="Calibri" w:hAnsi="Calibri" w:cs="Calibri"/>
+              </w:rPr>
+            </w:pPr>
+            <w:r>
+              <w:rPr>
+                <w:rFonts w:ascii="Calibri" w:eastAsia="Calibri" w:hAnsi="Calibri" w:cs="Calibri"/>
+              </w:rPr>
+              <w:t>{{</w:t>
+            </w:r>
+            <w:proofErr w:type="spellStart"/>
+            <w:proofErr w:type="gramStart"/>
+            <w:r>
+              <w:rPr>
+                <w:rFonts w:ascii="Calibri" w:eastAsia="Calibri" w:hAnsi="Calibri" w:cs="Calibri"/>
+              </w:rPr>
+              <w:t>item.pergunta</w:t>
+            </w:r>
+            <w:proofErr w:type="spellEnd"/>
+            <w:proofErr w:type="gramEnd"/>
+            <w:r>
+              <w:rPr>
+                <w:rFonts w:ascii="Calibri" w:eastAsia="Calibri" w:hAnsi="Calibri" w:cs="Calibri"/>
+              </w:rPr>
+              <w:t>}}</w:t>
+            </w:r>
+          </w:p>
+        </w:tc>
+        <w:tc>
+          <w:tcPr>
+            <w:tcW w:w="5528" w:type="dxa"/>
+          </w:tcPr>
+          <w:p>
+            <w:pPr>
+              <w:spacing w:after="0" w:line="240" w:lineRule="auto"/>
+              <w:jc w:val="center"/>
+              <w:rPr>
+                <w:rFonts w:ascii="Calibri" w:eastAsia="Calibri" w:hAnsi="Calibri" w:cs="Calibri"/>
+              </w:rPr>
+            </w:pPr>
+            <w:r>
+              <w:rPr>
+                <w:rFonts w:ascii="Calibri" w:eastAsia="Calibri" w:hAnsi="Calibri" w:cs="Calibri"/>
+              </w:rPr>
+              <w:t>{{</w:t>
+            </w:r>
+            <w:proofErr w:type="spellStart"/>
+            <w:proofErr w:type="gramStart"/>
+            <w:r>
+              <w:rPr>
+                <w:rFonts w:ascii="Calibri" w:eastAsia="Calibri" w:hAnsi="Calibri" w:cs="Calibri"/>
+              </w:rPr>
+              <w:t>item</w:t>
+            </w:r>
+            <w:r>
+              <w:rPr>
+                <w:rFonts w:ascii="Calibri" w:eastAsia="Calibri" w:hAnsi="Calibri" w:cs="Calibri"/>
+              </w:rPr>
+              <w:t>.resposta</w:t>
+            </w:r>
+            <w:proofErr w:type="spellEnd"/>
+            <w:proofErr w:type="gramEnd"/>
+            <w:r>
+              <w:rPr>
+                <w:rFonts w:ascii="Calibri" w:eastAsia="Calibri" w:hAnsi="Calibri" w:cs="Calibri"/>
+              </w:rPr>
+              <w:t>}}</w:t>
+            </w:r>
+          </w:p>
+        </w:tc>
+      </w:tr>
+      <w:tr>
+        <w:trPr>
+          <w:trHeight w:val="279"/>
+        </w:trPr>
+        <w:tc>
+          <w:tcPr>
+            <w:tcW w:w="10915" w:type="dxa"/>
+            <w:gridSpan w:val="2"/>
+          </w:tcPr>
+          <w:p>
+            <w:pPr>
+              <w:spacing w:after="0" w:line="240" w:lineRule="auto"/>
+              <w:jc w:val="center"/>
+              <w:rPr>
+                <w:rFonts w:ascii="Calibri" w:eastAsia="Calibri" w:hAnsi="Calibri" w:cs="Calibri"/>
+              </w:rPr>
+            </w:pPr>
+            <w:r>
+              <w:rPr>
+                <w:rFonts w:ascii="Calibri" w:eastAsia="Calibri" w:hAnsi="Calibri" w:cs="Calibri"/>
+              </w:rPr>
+              <w:t xml:space="preserve">{%tr </w:t>
+            </w:r>
+            <w:proofErr w:type="spellStart"/>
+            <w:r>
+              <w:rPr>
+                <w:rFonts w:ascii="Calibri" w:eastAsia="Calibri" w:hAnsi="Calibri" w:cs="Calibri"/>
+              </w:rPr>
+              <w:t>endfor</w:t>
+            </w:r>
+            <w:proofErr w:type="spellEnd"/>
+            <w:r>
+              <w:rPr>
+                <w:rFonts w:ascii="Calibri" w:eastAsia="Calibri" w:hAnsi="Calibri" w:cs="Calibri"/>
+              </w:rPr>
+              <w:t xml:space="preserve"> %}</w:t>
+            </w:r>
+          </w:p>
+        </w:tc>
+      </w:tr>
+    </w:tbl>
     <w:p>
       <w:pPr>
         <w:widowControl w:val="0"/>
@@ -3460,6 +3795,7 @@
               <w:t>{{</w:t>
             </w:r>
             <w:proofErr w:type="spellStart"/>
+            <w:proofErr w:type="gramStart"/>
             <w:r>
               <w:rPr>
                 <w:rFonts w:ascii="Calibri" w:eastAsia="Calibri" w:hAnsi="Calibri" w:cs="Calibri"/>
@@ -3469,6 +3805,7 @@
               <w:t>item.nome</w:t>
             </w:r>
             <w:proofErr w:type="spellEnd"/>
+            <w:proofErr w:type="gramEnd"/>
             <w:r>
               <w:rPr>
                 <w:rFonts w:ascii="Calibri" w:eastAsia="Calibri" w:hAnsi="Calibri" w:cs="Calibri"/>
@@ -3484,6 +3821,7 @@
               <w:t xml:space="preserve"> – {{</w:t>
             </w:r>
             <w:proofErr w:type="spellStart"/>
+            <w:proofErr w:type="gramStart"/>
             <w:r>
               <w:rPr>
                 <w:rFonts w:ascii="Calibri" w:eastAsia="Calibri" w:hAnsi="Calibri" w:cs="Calibri"/>
@@ -3491,6 +3829,7 @@
               <w:t>item.tipo</w:t>
             </w:r>
             <w:proofErr w:type="spellEnd"/>
+            <w:proofErr w:type="gramEnd"/>
             <w:r>
               <w:rPr>
                 <w:rFonts w:ascii="Calibri" w:eastAsia="Calibri" w:hAnsi="Calibri" w:cs="Calibri"/>
@@ -3510,6 +3849,7 @@
               <w:t xml:space="preserve"> {{</w:t>
             </w:r>
             <w:proofErr w:type="spellStart"/>
+            <w:proofErr w:type="gramStart"/>
             <w:r>
               <w:rPr>
                 <w:rFonts w:ascii="Calibri" w:eastAsia="Calibri" w:hAnsi="Calibri" w:cs="Calibri"/>
@@ -3517,6 +3857,7 @@
               <w:t>item.sintomas</w:t>
             </w:r>
             <w:proofErr w:type="spellEnd"/>
+            <w:proofErr w:type="gramEnd"/>
             <w:r>
               <w:rPr>
                 <w:rFonts w:ascii="Calibri" w:eastAsia="Calibri" w:hAnsi="Calibri" w:cs="Calibri"/>
@@ -3544,6 +3885,7 @@
               <w:t>{{</w:t>
             </w:r>
             <w:proofErr w:type="spellStart"/>
+            <w:proofErr w:type="gramStart"/>
             <w:r>
               <w:rPr>
                 <w:rFonts w:ascii="Calibri" w:eastAsia="Calibri" w:hAnsi="Calibri" w:cs="Calibri"/>
@@ -3551,6 +3893,7 @@
               <w:t>item.D</w:t>
             </w:r>
             <w:proofErr w:type="spellEnd"/>
+            <w:proofErr w:type="gramEnd"/>
             <w:r>
               <w:rPr>
                 <w:rFonts w:ascii="Calibri" w:eastAsia="Calibri" w:hAnsi="Calibri" w:cs="Calibri"/>
@@ -3760,6 +4103,7 @@
               <w:t>{{</w:t>
             </w:r>
             <w:proofErr w:type="spellStart"/>
+            <w:proofErr w:type="gramStart"/>
             <w:r>
               <w:rPr>
                 <w:rFonts w:ascii="Calibri" w:eastAsia="Calibri" w:hAnsi="Calibri" w:cs="Calibri"/>
@@ -3769,6 +4113,7 @@
               <w:t>item.nome</w:t>
             </w:r>
             <w:proofErr w:type="spellEnd"/>
+            <w:proofErr w:type="gramEnd"/>
             <w:r>
               <w:rPr>
                 <w:rFonts w:ascii="Calibri" w:eastAsia="Calibri" w:hAnsi="Calibri" w:cs="Calibri"/>
@@ -3806,6 +4151,7 @@
               <w:t>{{</w:t>
             </w:r>
             <w:proofErr w:type="spellStart"/>
+            <w:proofErr w:type="gramStart"/>
             <w:r>
               <w:rPr>
                 <w:rFonts w:ascii="Calibri" w:eastAsia="Calibri" w:hAnsi="Calibri" w:cs="Calibri"/>
@@ -3813,6 +4159,7 @@
               <w:t>item.efeitos</w:t>
             </w:r>
             <w:proofErr w:type="spellEnd"/>
+            <w:proofErr w:type="gramEnd"/>
             <w:r>
               <w:rPr>
                 <w:rFonts w:ascii="Calibri" w:eastAsia="Calibri" w:hAnsi="Calibri" w:cs="Calibri"/>
@@ -3840,6 +4187,7 @@
               <w:t>{{</w:t>
             </w:r>
             <w:proofErr w:type="spellStart"/>
+            <w:proofErr w:type="gramStart"/>
             <w:r>
               <w:rPr>
                 <w:rFonts w:ascii="Calibri" w:eastAsia="Calibri" w:hAnsi="Calibri" w:cs="Calibri"/>
@@ -3847,6 +4195,7 @@
               <w:t>item.D</w:t>
             </w:r>
             <w:proofErr w:type="spellEnd"/>
+            <w:proofErr w:type="gramEnd"/>
             <w:r>
               <w:rPr>
                 <w:rFonts w:ascii="Calibri" w:eastAsia="Calibri" w:hAnsi="Calibri" w:cs="Calibri"/>
@@ -4125,13 +4474,23 @@
                 <w:bCs/>
               </w:rPr>
             </w:pPr>
+            <w:proofErr w:type="gramStart"/>
             <w:r>
               <w:rPr>
                 <w:rFonts w:ascii="Calibri" w:eastAsia="Calibri" w:hAnsi="Calibri" w:cs="Calibri"/>
                 <w:b/>
                 <w:bCs/>
               </w:rPr>
-              <w:t>A EVITAR</w:t>
+              <w:t>A</w:t>
+            </w:r>
+            <w:proofErr w:type="gramEnd"/>
+            <w:r>
+              <w:rPr>
+                <w:rFonts w:ascii="Calibri" w:eastAsia="Calibri" w:hAnsi="Calibri" w:cs="Calibri"/>
+                <w:b/>
+                <w:bCs/>
+              </w:rPr>
+              <w:t xml:space="preserve"> EVITAR</w:t>
             </w:r>
           </w:p>
         </w:tc>
@@ -4261,6 +4620,7 @@
               </w:rPr>
               <w:t>{{</w:t>
             </w:r>
+            <w:proofErr w:type="gramStart"/>
             <w:r>
               <w:rPr>
                 <w:rFonts w:ascii="Calibri" w:eastAsia="Calibri" w:hAnsi="Calibri" w:cs="Calibri"/>
@@ -4271,7 +4631,14 @@
               <w:rPr>
                 <w:rFonts w:ascii="Calibri" w:eastAsia="Calibri" w:hAnsi="Calibri" w:cs="Calibri"/>
               </w:rPr>
-              <w:t>[0]</w:t>
+              <w:t>[</w:t>
+            </w:r>
+            <w:proofErr w:type="gramEnd"/>
+            <w:r>
+              <w:rPr>
+                <w:rFonts w:ascii="Calibri" w:eastAsia="Calibri" w:hAnsi="Calibri" w:cs="Calibri"/>
+              </w:rPr>
+              <w:t>0]</w:t>
             </w:r>
             <w:r>
               <w:rPr>
@@ -4299,6 +4666,7 @@
                 <w:rFonts w:ascii="Calibri" w:eastAsia="Calibri" w:hAnsi="Calibri" w:cs="Calibri"/>
               </w:rPr>
             </w:pPr>
+            <w:proofErr w:type="gramStart"/>
             <w:r>
               <w:rPr>
                 <w:rFonts w:ascii="Calibri" w:eastAsia="Calibri" w:hAnsi="Calibri" w:cs="Calibri"/>
@@ -4309,7 +4677,14 @@
               <w:rPr>
                 <w:rFonts w:ascii="Calibri" w:eastAsia="Calibri" w:hAnsi="Calibri" w:cs="Calibri"/>
               </w:rPr>
-              <w:t xml:space="preserve"> row[1]</w:t>
+              <w:t xml:space="preserve"> row</w:t>
+            </w:r>
+            <w:proofErr w:type="gramEnd"/>
+            <w:r>
+              <w:rPr>
+                <w:rFonts w:ascii="Calibri" w:eastAsia="Calibri" w:hAnsi="Calibri" w:cs="Calibri"/>
+              </w:rPr>
+              <w:t>[1]</w:t>
             </w:r>
             <w:r>
               <w:rPr>
@@ -4343,11 +4718,19 @@
               </w:rPr>
               <w:t>{{</w:t>
             </w:r>
-            <w:r>
-              <w:rPr>
-                <w:rFonts w:ascii="Calibri" w:eastAsia="Calibri" w:hAnsi="Calibri" w:cs="Calibri"/>
-              </w:rPr>
-              <w:t>row[2]</w:t>
+            <w:proofErr w:type="gramStart"/>
+            <w:r>
+              <w:rPr>
+                <w:rFonts w:ascii="Calibri" w:eastAsia="Calibri" w:hAnsi="Calibri" w:cs="Calibri"/>
+              </w:rPr>
+              <w:t>row[</w:t>
+            </w:r>
+            <w:proofErr w:type="gramEnd"/>
+            <w:r>
+              <w:rPr>
+                <w:rFonts w:ascii="Calibri" w:eastAsia="Calibri" w:hAnsi="Calibri" w:cs="Calibri"/>
+              </w:rPr>
+              <w:t>2]</w:t>
             </w:r>
             <w:r>
               <w:rPr>
@@ -4375,6 +4758,7 @@
                 <w:rFonts w:ascii="Calibri" w:eastAsia="Calibri" w:hAnsi="Calibri" w:cs="Calibri"/>
               </w:rPr>
             </w:pPr>
+            <w:proofErr w:type="gramStart"/>
             <w:r>
               <w:rPr>
                 <w:rFonts w:ascii="Calibri" w:eastAsia="Calibri" w:hAnsi="Calibri" w:cs="Calibri"/>
@@ -4385,7 +4769,14 @@
               <w:rPr>
                 <w:rFonts w:ascii="Calibri" w:eastAsia="Calibri" w:hAnsi="Calibri" w:cs="Calibri"/>
               </w:rPr>
-              <w:t xml:space="preserve"> row[3]</w:t>
+              <w:t xml:space="preserve"> row</w:t>
+            </w:r>
+            <w:proofErr w:type="gramEnd"/>
+            <w:r>
+              <w:rPr>
+                <w:rFonts w:ascii="Calibri" w:eastAsia="Calibri" w:hAnsi="Calibri" w:cs="Calibri"/>
+              </w:rPr>
+              <w:t>[3]</w:t>
             </w:r>
             <w:r>
               <w:rPr>
@@ -4413,6 +4804,7 @@
                 <w:rFonts w:ascii="Calibri" w:eastAsia="Calibri" w:hAnsi="Calibri" w:cs="Calibri"/>
               </w:rPr>
             </w:pPr>
+            <w:proofErr w:type="gramStart"/>
             <w:r>
               <w:rPr>
                 <w:rFonts w:ascii="Calibri" w:eastAsia="Calibri" w:hAnsi="Calibri" w:cs="Calibri"/>
@@ -4423,7 +4815,14 @@
               <w:rPr>
                 <w:rFonts w:ascii="Calibri" w:eastAsia="Calibri" w:hAnsi="Calibri" w:cs="Calibri"/>
               </w:rPr>
-              <w:t xml:space="preserve"> row[4]</w:t>
+              <w:t xml:space="preserve"> row</w:t>
+            </w:r>
+            <w:proofErr w:type="gramEnd"/>
+            <w:r>
+              <w:rPr>
+                <w:rFonts w:ascii="Calibri" w:eastAsia="Calibri" w:hAnsi="Calibri" w:cs="Calibri"/>
+              </w:rPr>
+              <w:t>[4]</w:t>
             </w:r>
             <w:r>
               <w:rPr>
@@ -4451,6 +4850,7 @@
                 <w:rFonts w:ascii="Calibri" w:eastAsia="Calibri" w:hAnsi="Calibri" w:cs="Calibri"/>
               </w:rPr>
             </w:pPr>
+            <w:proofErr w:type="gramStart"/>
             <w:r>
               <w:rPr>
                 <w:rFonts w:ascii="Calibri" w:eastAsia="Calibri" w:hAnsi="Calibri" w:cs="Calibri"/>
@@ -4461,7 +4861,14 @@
               <w:rPr>
                 <w:rFonts w:ascii="Calibri" w:eastAsia="Calibri" w:hAnsi="Calibri" w:cs="Calibri"/>
               </w:rPr>
-              <w:t xml:space="preserve"> row[5]</w:t>
+              <w:t xml:space="preserve"> row</w:t>
+            </w:r>
+            <w:proofErr w:type="gramEnd"/>
+            <w:r>
+              <w:rPr>
+                <w:rFonts w:ascii="Calibri" w:eastAsia="Calibri" w:hAnsi="Calibri" w:cs="Calibri"/>
+              </w:rPr>
+              <w:t>[5]</w:t>
             </w:r>
             <w:r>
               <w:rPr>
@@ -4760,14 +5167,28 @@
               <w:rPr>
                 <w:rFonts w:ascii="Calibri" w:eastAsia="Calibri" w:hAnsi="Calibri" w:cs="Calibri"/>
               </w:rPr>
-              <w:t>table_emotions.items</w:t>
+              <w:t>table_</w:t>
+            </w:r>
+            <w:proofErr w:type="gramStart"/>
+            <w:r>
+              <w:rPr>
+                <w:rFonts w:ascii="Calibri" w:eastAsia="Calibri" w:hAnsi="Calibri" w:cs="Calibri"/>
+              </w:rPr>
+              <w:t>emotions.items</w:t>
             </w:r>
             <w:proofErr w:type="spellEnd"/>
             <w:r>
               <w:rPr>
                 <w:rFonts w:ascii="Calibri" w:eastAsia="Calibri" w:hAnsi="Calibri" w:cs="Calibri"/>
               </w:rPr>
-              <w:t>()%}</w:t>
+              <w:t>()%</w:t>
+            </w:r>
+            <w:proofErr w:type="gramEnd"/>
+            <w:r>
+              <w:rPr>
+                <w:rFonts w:ascii="Calibri" w:eastAsia="Calibri" w:hAnsi="Calibri" w:cs="Calibri"/>
+              </w:rPr>
+              <w:t>}</w:t>
             </w:r>
           </w:p>
         </w:tc>
@@ -5091,6 +5512,7 @@
               <w:t>{{</w:t>
             </w:r>
             <w:proofErr w:type="spellStart"/>
+            <w:proofErr w:type="gramStart"/>
             <w:r>
               <w:rPr>
                 <w:rFonts w:ascii="Calibri" w:eastAsia="Calibri" w:hAnsi="Calibri" w:cs="Calibri"/>
@@ -5098,6 +5520,7 @@
               <w:t>item.cristal</w:t>
             </w:r>
             <w:proofErr w:type="spellEnd"/>
+            <w:proofErr w:type="gramEnd"/>
             <w:r>
               <w:rPr>
                 <w:rFonts w:ascii="Calibri" w:eastAsia="Calibri" w:hAnsi="Calibri" w:cs="Calibri"/>
@@ -5131,12 +5554,21 @@
               <w:t>{{</w:t>
             </w:r>
             <w:proofErr w:type="spellStart"/>
+            <w:proofErr w:type="gramStart"/>
             <w:r>
               <w:rPr>
                 <w:rFonts w:ascii="Calibri" w:eastAsia="Calibri" w:hAnsi="Calibri" w:cs="Calibri"/>
                 <w:lang w:val="pt-BR"/>
               </w:rPr>
-              <w:t>item.beneficios_fisicos</w:t>
+              <w:t>item.beneficios</w:t>
+            </w:r>
+            <w:proofErr w:type="gramEnd"/>
+            <w:r>
+              <w:rPr>
+                <w:rFonts w:ascii="Calibri" w:eastAsia="Calibri" w:hAnsi="Calibri" w:cs="Calibri"/>
+                <w:lang w:val="pt-BR"/>
+              </w:rPr>
+              <w:t>_fisicos</w:t>
             </w:r>
             <w:proofErr w:type="spellEnd"/>
             <w:r>
@@ -5173,12 +5605,21 @@
               <w:t>{{</w:t>
             </w:r>
             <w:proofErr w:type="spellStart"/>
+            <w:proofErr w:type="gramStart"/>
             <w:r>
               <w:rPr>
                 <w:rFonts w:ascii="Calibri" w:eastAsia="Calibri" w:hAnsi="Calibri" w:cs="Calibri"/>
                 <w:lang w:val="pt-BR"/>
               </w:rPr>
-              <w:t>item.beneficios_emocionais</w:t>
+              <w:t>item.beneficios</w:t>
+            </w:r>
+            <w:proofErr w:type="gramEnd"/>
+            <w:r>
+              <w:rPr>
+                <w:rFonts w:ascii="Calibri" w:eastAsia="Calibri" w:hAnsi="Calibri" w:cs="Calibri"/>
+                <w:lang w:val="pt-BR"/>
+              </w:rPr>
+              <w:t>_emocionais</w:t>
             </w:r>
             <w:proofErr w:type="spellEnd"/>
             <w:r>
@@ -5214,6 +5655,7 @@
               <w:t>{{</w:t>
             </w:r>
             <w:proofErr w:type="spellStart"/>
+            <w:proofErr w:type="gramStart"/>
             <w:r>
               <w:rPr>
                 <w:rFonts w:ascii="Calibri" w:eastAsia="Calibri" w:hAnsi="Calibri" w:cs="Calibri"/>
@@ -5221,6 +5663,7 @@
               <w:t>item.D</w:t>
             </w:r>
             <w:proofErr w:type="spellEnd"/>
+            <w:proofErr w:type="gramEnd"/>
             <w:r>
               <w:rPr>
                 <w:rFonts w:ascii="Calibri" w:eastAsia="Calibri" w:hAnsi="Calibri" w:cs="Calibri"/>
@@ -5420,7 +5863,6 @@
           <w:rFonts w:ascii="Calibri" w:eastAsia="Calibri" w:hAnsi="Calibri" w:cs="Calibri"/>
           <w:lang w:val="pt-BR"/>
         </w:rPr>
-        <w:lastRenderedPageBreak/>
         <w:br/>
       </w:r>
       <w:proofErr w:type="spellStart"/>
@@ -6729,6 +7171,7 @@
   <w:style w:type="character" w:default="1" w:styleId="Fontepargpadro">
     <w:name w:val="Default Paragraph Font"/>
     <w:uiPriority w:val="1"/>
+    <w:semiHidden/>
     <w:unhideWhenUsed/>
   </w:style>
   <w:style w:type="table" w:default="1" w:styleId="Tabelanormal">
@@ -20043,28 +20486,28 @@
 </file>
 
 <file path=customXml/item1.xml><?xml version="1.0" encoding="utf-8"?>
-<b:Sources xmlns:b="http://schemas.openxmlformats.org/officeDocument/2006/bibliography" xmlns="http://schemas.openxmlformats.org/officeDocument/2006/bibliography" SelectedStyle="\APASixthEditionOfficeOnline.xsl" StyleName="APA" Version="6"/>
-</file>
-
-<file path=customXml/item2.xml><?xml version="1.0" encoding="utf-8"?>
 <go:gDocsCustomXmlDataStorage xmlns:go="http://customooxmlschemas.google.com/" xmlns:r="http://schemas.openxmlformats.org/officeDocument/2006/relationships" uri="GoogleDocsCustomDataVersion2">
   <go:docsCustomData xmlns:go="http://customooxmlschemas.google.com/" roundtripDataSignature="AMtx7miERh6qB16YFgczjzxyVSGtOW3B2w==">CgMxLjAyDmguMWMxb2N3Z3B1MzR3Mg5oLmF2eTVmMmJlM2UwbDgAciExSkJZOWw4YnlDYUdQMC1mdi1EZV9mdEFUSW9OQ1FiQnQ=</go:docsCustomData>
 </go:gDocsCustomXmlDataStorage>
 </file>
 
-<file path=customXml/itemProps1.xml><?xml version="1.0" encoding="utf-8"?>
-<ds:datastoreItem xmlns:ds="http://schemas.openxmlformats.org/officeDocument/2006/customXml" ds:itemID="{1DD36646-2C87-4901-8585-215AEA719133}">
-  <ds:schemaRefs>
-    <ds:schemaRef ds:uri="http://schemas.openxmlformats.org/officeDocument/2006/bibliography"/>
-  </ds:schemaRefs>
-</ds:datastoreItem>
+<file path=customXml/item2.xml><?xml version="1.0" encoding="utf-8"?>
+<b:Sources xmlns:b="http://schemas.openxmlformats.org/officeDocument/2006/bibliography" xmlns="http://schemas.openxmlformats.org/officeDocument/2006/bibliography" SelectedStyle="\APASixthEditionOfficeOnline.xsl" StyleName="APA" Version="6"/>
 </file>
 
-<file path=customXml/itemProps2.xml><?xml version="1.0" encoding="utf-8"?>
+<file path=customXml/itemProps1.xml><?xml version="1.0" encoding="utf-8"?>
 <ds:datastoreItem xmlns:ds="http://schemas.openxmlformats.org/officeDocument/2006/customXml" ds:itemID="{11111111-1234-1234-1234-123412341234}">
   <ds:schemaRefs>
     <ds:schemaRef ds:uri="http://customooxmlschemas.google.com/"/>
     <ds:schemaRef ds:uri="http://schemas.openxmlformats.org/officeDocument/2006/relationships"/>
   </ds:schemaRefs>
 </ds:datastoreItem>
+</file>
+
+<file path=customXml/itemProps2.xml><?xml version="1.0" encoding="utf-8"?>
+<ds:datastoreItem xmlns:ds="http://schemas.openxmlformats.org/officeDocument/2006/customXml" ds:itemID="{1DD36646-2C87-4901-8585-215AEA719133}">
+  <ds:schemaRefs>
+    <ds:schemaRef ds:uri="http://schemas.openxmlformats.org/officeDocument/2006/bibliography"/>
+  </ds:schemaRefs>
+</ds:datastoreItem>
 </file>
--- a/src/assets/report/relatorio_bienestar_1.docx
+++ b/src/assets/report/relatorio_bienestar_1.docx
@@ -2799,16 +2799,27 @@
                 <w:rFonts w:ascii="Calibri" w:eastAsia="Calibri" w:hAnsi="Calibri" w:cs="Calibri"/>
                 <w:b/>
                 <w:bCs/>
-              </w:rPr>
-              <w:t> PADRÕES ENERGÉTICOS ALTERADO</w:t>
+                <w:lang w:val="pt-BR"/>
+              </w:rPr>
+              <w:t> </w:t>
             </w:r>
             <w:r>
               <w:rPr>
                 <w:rFonts w:ascii="Calibri" w:eastAsia="Calibri" w:hAnsi="Calibri" w:cs="Calibri"/>
                 <w:b/>
                 <w:bCs/>
-              </w:rPr>
-              <w:t>S</w:t>
+                <w:lang w:val="pt-BR"/>
+              </w:rPr>
+              <w:t xml:space="preserve">SINAIS DE </w:t>
+            </w:r>
+            <w:r>
+              <w:rPr>
+                <w:rFonts w:ascii="Calibri" w:eastAsia="Calibri" w:hAnsi="Calibri" w:cs="Calibri"/>
+                <w:b/>
+                <w:bCs/>
+                <w:lang w:val="pt-BR"/>
+              </w:rPr>
+              <w:t>PADRÕES ENERGÉTICOS ALTERADOS</w:t>
             </w:r>
           </w:p>
         </w:tc>
@@ -3494,13 +3505,7 @@
               <w:rPr>
                 <w:rFonts w:ascii="Calibri" w:eastAsia="Calibri" w:hAnsi="Calibri" w:cs="Calibri"/>
               </w:rPr>
-              <w:t xml:space="preserve"> </w:t>
-            </w:r>
-            <w:r>
-              <w:rPr>
-                <w:rFonts w:ascii="Calibri" w:eastAsia="Calibri" w:hAnsi="Calibri" w:cs="Calibri"/>
-              </w:rPr>
-              <w:t>%}</w:t>
+              <w:t xml:space="preserve"> %}</w:t>
             </w:r>
           </w:p>
         </w:tc>
@@ -20486,28 +20491,28 @@
 </file>
 
 <file path=customXml/item1.xml><?xml version="1.0" encoding="utf-8"?>
+<b:Sources xmlns:b="http://schemas.openxmlformats.org/officeDocument/2006/bibliography" xmlns="http://schemas.openxmlformats.org/officeDocument/2006/bibliography" SelectedStyle="\APASixthEditionOfficeOnline.xsl" StyleName="APA" Version="6"/>
+</file>
+
+<file path=customXml/item2.xml><?xml version="1.0" encoding="utf-8"?>
 <go:gDocsCustomXmlDataStorage xmlns:go="http://customooxmlschemas.google.com/" xmlns:r="http://schemas.openxmlformats.org/officeDocument/2006/relationships" uri="GoogleDocsCustomDataVersion2">
   <go:docsCustomData xmlns:go="http://customooxmlschemas.google.com/" roundtripDataSignature="AMtx7miERh6qB16YFgczjzxyVSGtOW3B2w==">CgMxLjAyDmguMWMxb2N3Z3B1MzR3Mg5oLmF2eTVmMmJlM2UwbDgAciExSkJZOWw4YnlDYUdQMC1mdi1EZV9mdEFUSW9OQ1FiQnQ=</go:docsCustomData>
 </go:gDocsCustomXmlDataStorage>
 </file>
 
-<file path=customXml/item2.xml><?xml version="1.0" encoding="utf-8"?>
-<b:Sources xmlns:b="http://schemas.openxmlformats.org/officeDocument/2006/bibliography" xmlns="http://schemas.openxmlformats.org/officeDocument/2006/bibliography" SelectedStyle="\APASixthEditionOfficeOnline.xsl" StyleName="APA" Version="6"/>
+<file path=customXml/itemProps1.xml><?xml version="1.0" encoding="utf-8"?>
+<ds:datastoreItem xmlns:ds="http://schemas.openxmlformats.org/officeDocument/2006/customXml" ds:itemID="{1DD36646-2C87-4901-8585-215AEA719133}">
+  <ds:schemaRefs>
+    <ds:schemaRef ds:uri="http://schemas.openxmlformats.org/officeDocument/2006/bibliography"/>
+  </ds:schemaRefs>
+</ds:datastoreItem>
 </file>
 
-<file path=customXml/itemProps1.xml><?xml version="1.0" encoding="utf-8"?>
+<file path=customXml/itemProps2.xml><?xml version="1.0" encoding="utf-8"?>
 <ds:datastoreItem xmlns:ds="http://schemas.openxmlformats.org/officeDocument/2006/customXml" ds:itemID="{11111111-1234-1234-1234-123412341234}">
   <ds:schemaRefs>
     <ds:schemaRef ds:uri="http://customooxmlschemas.google.com/"/>
     <ds:schemaRef ds:uri="http://schemas.openxmlformats.org/officeDocument/2006/relationships"/>
   </ds:schemaRefs>
 </ds:datastoreItem>
-</file>
-
-<file path=customXml/itemProps2.xml><?xml version="1.0" encoding="utf-8"?>
-<ds:datastoreItem xmlns:ds="http://schemas.openxmlformats.org/officeDocument/2006/customXml" ds:itemID="{1DD36646-2C87-4901-8585-215AEA719133}">
-  <ds:schemaRefs>
-    <ds:schemaRef ds:uri="http://schemas.openxmlformats.org/officeDocument/2006/bibliography"/>
-  </ds:schemaRefs>
-</ds:datastoreItem>
 </file>